--- a/dist/exports/kcet-inverse-trigonometric-functions_revision_notes.docx
+++ b/dist/exports/kcet-inverse-trigonometric-functions_revision_notes.docx
@@ -189,7 +189,7 @@
                 <w:color w:val="2D3748"/>
                 <w:sz w:val="19"/>
               </w:rPr>
-              <w:t>Kcet Inverse Trigonometric Functions - Core Application</w:t>
+              <w:t>Inverse Trigonometric Functions — Standard Calculations &amp; Problem Archetypes</w:t>
             </w:r>
           </w:p>
         </w:tc>
@@ -209,7 +209,7 @@
               <w:rPr>
                 <w:sz w:val="19"/>
               </w:rPr>
-              <w:t>22 PYQs</w:t>
+              <w:t>15 PYQs</w:t>
             </w:r>
           </w:p>
         </w:tc>
@@ -230,7 +230,181 @@
                 <w:color w:val="718096"/>
                 <w:sz w:val="19"/>
               </w:rPr>
-              <w:t>General Concept</w:t>
+              <w:t>Quantitative Analysis</w:t>
+            </w:r>
+          </w:p>
+        </w:tc>
+      </w:tr>
+      <w:tr>
+        <w:tc>
+          <w:tcPr>
+            <w:tcW w:type="dxa" w:w="2160"/>
+            <w:shd w:fill="FFFFFF"/>
+            <w:tcMar>
+              <w:top w:w="80" w:type="dxa"/>
+              <w:bottom w:w="80" w:type="dxa"/>
+              <w:left w:w="150" w:type="dxa"/>
+              <w:right w:w="150" w:type="dxa"/>
+            </w:tcMar>
+          </w:tcPr>
+          <w:p>
+            <w:r>
+              <w:rPr>
+                <w:b/>
+                <w:color w:val="718096"/>
+                <w:sz w:val="19"/>
+              </w:rPr>
+              <w:t>Moderate</w:t>
+            </w:r>
+          </w:p>
+        </w:tc>
+        <w:tc>
+          <w:tcPr>
+            <w:tcW w:type="dxa" w:w="4320"/>
+            <w:shd w:fill="FFFFFF"/>
+            <w:tcMar>
+              <w:top w:w="80" w:type="dxa"/>
+              <w:bottom w:w="80" w:type="dxa"/>
+              <w:left w:w="150" w:type="dxa"/>
+              <w:right w:w="150" w:type="dxa"/>
+            </w:tcMar>
+          </w:tcPr>
+          <w:p>
+            <w:r>
+              <w:rPr>
+                <w:b/>
+                <w:color w:val="2D3748"/>
+                <w:sz w:val="19"/>
+              </w:rPr>
+              <w:t>Inverse Trigonometric Functions — Core Principles &amp; Governing Laws</w:t>
+            </w:r>
+          </w:p>
+        </w:tc>
+        <w:tc>
+          <w:tcPr>
+            <w:tcW w:type="dxa" w:w="1728"/>
+            <w:shd w:fill="FFFFFF"/>
+            <w:tcMar>
+              <w:top w:w="80" w:type="dxa"/>
+              <w:bottom w:w="80" w:type="dxa"/>
+              <w:left w:w="150" w:type="dxa"/>
+              <w:right w:w="150" w:type="dxa"/>
+            </w:tcMar>
+          </w:tcPr>
+          <w:p>
+            <w:r>
+              <w:rPr>
+                <w:sz w:val="19"/>
+              </w:rPr>
+              <w:t>4 PYQs</w:t>
+            </w:r>
+          </w:p>
+        </w:tc>
+        <w:tc>
+          <w:tcPr>
+            <w:tcW w:type="dxa" w:w="1872"/>
+            <w:shd w:fill="FFFFFF"/>
+            <w:tcMar>
+              <w:top w:w="80" w:type="dxa"/>
+              <w:bottom w:w="80" w:type="dxa"/>
+              <w:left w:w="150" w:type="dxa"/>
+              <w:right w:w="150" w:type="dxa"/>
+            </w:tcMar>
+          </w:tcPr>
+          <w:p>
+            <w:r>
+              <w:rPr>
+                <w:color w:val="718096"/>
+                <w:sz w:val="19"/>
+              </w:rPr>
+              <w:t>Core Principle</w:t>
+            </w:r>
+          </w:p>
+        </w:tc>
+      </w:tr>
+      <w:tr>
+        <w:tc>
+          <w:tcPr>
+            <w:tcW w:type="dxa" w:w="2160"/>
+            <w:shd w:fill="F7FAFC"/>
+            <w:tcMar>
+              <w:top w:w="80" w:type="dxa"/>
+              <w:bottom w:w="80" w:type="dxa"/>
+              <w:left w:w="150" w:type="dxa"/>
+              <w:right w:w="150" w:type="dxa"/>
+            </w:tcMar>
+          </w:tcPr>
+          <w:p>
+            <w:r>
+              <w:rPr>
+                <w:b/>
+                <w:color w:val="718096"/>
+                <w:sz w:val="19"/>
+              </w:rPr>
+              <w:t>Moderate</w:t>
+            </w:r>
+          </w:p>
+        </w:tc>
+        <w:tc>
+          <w:tcPr>
+            <w:tcW w:type="dxa" w:w="4320"/>
+            <w:shd w:fill="F7FAFC"/>
+            <w:tcMar>
+              <w:top w:w="80" w:type="dxa"/>
+              <w:bottom w:w="80" w:type="dxa"/>
+              <w:left w:w="150" w:type="dxa"/>
+              <w:right w:w="150" w:type="dxa"/>
+            </w:tcMar>
+          </w:tcPr>
+          <w:p>
+            <w:r>
+              <w:rPr>
+                <w:b/>
+                <w:color w:val="2D3748"/>
+                <w:sz w:val="19"/>
+              </w:rPr>
+              <w:t>Inverse Trigonometric Functions — Applied Cases, Reactions &amp; Traps</w:t>
+            </w:r>
+          </w:p>
+        </w:tc>
+        <w:tc>
+          <w:tcPr>
+            <w:tcW w:type="dxa" w:w="1728"/>
+            <w:shd w:fill="F7FAFC"/>
+            <w:tcMar>
+              <w:top w:w="80" w:type="dxa"/>
+              <w:bottom w:w="80" w:type="dxa"/>
+              <w:left w:w="150" w:type="dxa"/>
+              <w:right w:w="150" w:type="dxa"/>
+            </w:tcMar>
+          </w:tcPr>
+          <w:p>
+            <w:r>
+              <w:rPr>
+                <w:sz w:val="19"/>
+              </w:rPr>
+              <w:t>4 PYQs</w:t>
+            </w:r>
+          </w:p>
+        </w:tc>
+        <w:tc>
+          <w:tcPr>
+            <w:tcW w:type="dxa" w:w="1872"/>
+            <w:shd w:fill="F7FAFC"/>
+            <w:tcMar>
+              <w:top w:w="80" w:type="dxa"/>
+              <w:bottom w:w="80" w:type="dxa"/>
+              <w:left w:w="150" w:type="dxa"/>
+              <w:right w:w="150" w:type="dxa"/>
+            </w:tcMar>
+          </w:tcPr>
+          <w:p>
+            <w:r>
+              <w:rPr>
+                <w:color w:val="718096"/>
+                <w:sz w:val="19"/>
+              </w:rPr>
+              <w:t>Applied Topics</w:t>
             </w:r>
           </w:p>
         </w:tc>
@@ -311,6 +485,144 @@
           </w:p>
         </w:tc>
       </w:tr>
+      <w:tr>
+        <w:tc>
+          <w:tcPr>
+            <w:tcW w:type="dxa" w:w="3600"/>
+            <w:shd w:fill="F7FAFC"/>
+            <w:tcMar>
+              <w:top w:w="100" w:type="dxa"/>
+              <w:bottom w:w="100" w:type="dxa"/>
+              <w:left w:w="150" w:type="dxa"/>
+              <w:right w:w="150" w:type="dxa"/>
+            </w:tcMar>
+          </w:tcPr>
+          <w:p>
+            <w:r>
+              <w:rPr>
+                <w:b/>
+                <w:color w:val="1A365D"/>
+                <w:sz w:val="19"/>
+              </w:rPr>
+              <w:t>Inverse Trigonometric Functions — Standard Calculations &amp; Problem Archetypes</w:t>
+            </w:r>
+          </w:p>
+        </w:tc>
+        <w:tc>
+          <w:tcPr>
+            <w:tcW w:type="dxa" w:w="6480"/>
+            <w:shd w:fill="F7FAFC"/>
+            <w:tcMar>
+              <w:top w:w="100" w:type="dxa"/>
+              <w:bottom w:w="100" w:type="dxa"/>
+              <w:left w:w="150" w:type="dxa"/>
+              <w:right w:w="150" w:type="dxa"/>
+            </w:tcMar>
+          </w:tcPr>
+          <w:p>
+            <w:r>
+              <w:rPr>
+                <w:rFonts w:ascii="Cambria Math" w:hAnsi="Cambria Math"/>
+                <w:color w:val="2D3748"/>
+                <w:sz w:val="19"/>
+              </w:rPr>
+              <w:t>cos^{-1}(x)+cos^{-1}(y)+cos^{-1}(z)=3\pi, \quad cos(sin^{-1}\frac{\pi}{3}+cos^{-1}\frac{\pi}{3}), \quad tan^{-1}(\frac{1}{1+k(k+1)})=tan^{-1}(k+1)-tan^{-1}k</w:t>
+            </w:r>
+          </w:p>
+        </w:tc>
+      </w:tr>
+      <w:tr>
+        <w:tc>
+          <w:tcPr>
+            <w:tcW w:type="dxa" w:w="3600"/>
+            <w:shd w:fill="FFFFFF"/>
+            <w:tcMar>
+              <w:top w:w="100" w:type="dxa"/>
+              <w:bottom w:w="100" w:type="dxa"/>
+              <w:left w:w="150" w:type="dxa"/>
+              <w:right w:w="150" w:type="dxa"/>
+            </w:tcMar>
+          </w:tcPr>
+          <w:p>
+            <w:r>
+              <w:rPr>
+                <w:b/>
+                <w:color w:val="1A365D"/>
+                <w:sz w:val="19"/>
+              </w:rPr>
+              <w:t>Inverse Trigonometric Functions — Core Principles &amp; Governing Laws</w:t>
+            </w:r>
+          </w:p>
+        </w:tc>
+        <w:tc>
+          <w:tcPr>
+            <w:tcW w:type="dxa" w:w="6480"/>
+            <w:shd w:fill="FFFFFF"/>
+            <w:tcMar>
+              <w:top w:w="100" w:type="dxa"/>
+              <w:bottom w:w="100" w:type="dxa"/>
+              <w:left w:w="150" w:type="dxa"/>
+              <w:right w:w="150" w:type="dxa"/>
+            </w:tcMar>
+          </w:tcPr>
+          <w:p>
+            <w:r>
+              <w:rPr>
+                <w:rFonts w:ascii="Cambria Math" w:hAnsi="Cambria Math"/>
+                <w:color w:val="2D3748"/>
+                <w:sz w:val="19"/>
+              </w:rPr>
+              <w:t>cos[cot^{-1}(-\sqrt{3})+\frac{\pi}{6}], \quad cos^{-1}x+sin^{-1}y, \quad 2sin^{-1}x+3cos^{-1}x</w:t>
+            </w:r>
+          </w:p>
+        </w:tc>
+      </w:tr>
+      <w:tr>
+        <w:tc>
+          <w:tcPr>
+            <w:tcW w:type="dxa" w:w="3600"/>
+            <w:shd w:fill="F7FAFC"/>
+            <w:tcMar>
+              <w:top w:w="100" w:type="dxa"/>
+              <w:bottom w:w="100" w:type="dxa"/>
+              <w:left w:w="150" w:type="dxa"/>
+              <w:right w:w="150" w:type="dxa"/>
+            </w:tcMar>
+          </w:tcPr>
+          <w:p>
+            <w:r>
+              <w:rPr>
+                <w:b/>
+                <w:color w:val="1A365D"/>
+                <w:sz w:val="19"/>
+              </w:rPr>
+              <w:t>Inverse Trigonometric Functions — Applied Cases, Reactions &amp; Traps</w:t>
+            </w:r>
+          </w:p>
+        </w:tc>
+        <w:tc>
+          <w:tcPr>
+            <w:tcW w:type="dxa" w:w="6480"/>
+            <w:shd w:fill="F7FAFC"/>
+            <w:tcMar>
+              <w:top w:w="100" w:type="dxa"/>
+              <w:bottom w:w="100" w:type="dxa"/>
+              <w:left w:w="150" w:type="dxa"/>
+              <w:right w:w="150" w:type="dxa"/>
+            </w:tcMar>
+          </w:tcPr>
+          <w:p>
+            <w:r>
+              <w:rPr>
+                <w:rFonts w:ascii="Cambria Math" w:hAnsi="Cambria Math"/>
+                <w:color w:val="2D3748"/>
+                <w:sz w:val="19"/>
+              </w:rPr>
+              <w:t>a+\frac{\pi}{2}&lt;2tan^{-1}x+3cot^{-1}x&lt;b, \quad cos^{-1}[x], \quad y=cos^{-1}[x]</w:t>
+            </w:r>
+          </w:p>
+        </w:tc>
+      </w:tr>
     </w:tbl>
     <w:p>
       <w:pPr>
@@ -338,7 +650,7 @@
           <w:color w:val="2B6CB0"/>
           <w:sz w:val="24"/>
         </w:rPr>
-        <w:t>3.1 Kcet Inverse Trigonometric Functions - Core Application (Very High Yield — 22 PYQs)</w:t>
+        <w:t>3.1 Inverse Trigonometric Functions — Standard Calculations &amp; Problem Archetypes (Very High Yield — 15 PYQs)</w:t>
       </w:r>
     </w:p>
     <w:p>
@@ -353,7 +665,7 @@
         <w:rPr>
           <w:sz w:val="20"/>
         </w:rPr>
-        <w:t>Key problem pattern in Kcet Inverse Trigonometric Functions.</w:t>
+        <w:t>Quantitative numerical problem-solving techniques and standard question patterns frequently seen in Inverse Trigonometric Functions.</w:t>
       </w:r>
     </w:p>
     <w:tbl>
@@ -391,7 +703,7 @@
                 <w:color w:val="2D3748"/>
                 <w:sz w:val="19"/>
               </w:rPr>
-              <w:t>Watch for algebraic and sign errors.</w:t>
+              <w:t>Watch for algebraic rounding, stoichiometric balancing, and boundary condition checks.</w:t>
             </w:r>
           </w:p>
         </w:tc>
@@ -432,7 +744,7 @@
                 <w:color w:val="2D3748"/>
                 <w:sz w:val="19"/>
               </w:rPr>
-              <w:t>Verify dimensions and boundary conditions.</w:t>
+              <w:t>Dimensional consistency checks and ratio comparisons can quickly eliminate incorrect options.</w:t>
             </w:r>
           </w:p>
         </w:tc>
@@ -488,6 +800,395 @@
           <w:b/>
           <w:sz w:val="18"/>
         </w:rPr>
+        <w:t xml:space="preserve">[2025 Shift] Q#4 (MCQ): </w:t>
+      </w:r>
+      <w:r>
+        <w:rPr>
+          <w:sz w:val="18"/>
+        </w:rPr>
+        <w:t xml:space="preserve">"2cos^-1x=sin^-1(2x√(1-x^2)) is valid for all values of ' x ' satisfying..."  </w:t>
+      </w:r>
+      <w:r>
+        <w:rPr>
+          <w:b/>
+          <w:color w:val="2B6CB0"/>
+          <w:sz w:val="18"/>
+        </w:rPr>
+        <w:t>[Ans: N/A]</w:t>
+      </w:r>
+    </w:p>
+    <w:p>
+      <w:pPr>
+        <w:pStyle w:val="ListBullet"/>
+        <w:spacing w:after="40"/>
+      </w:pPr>
+      <w:r>
+        <w:rPr>
+          <w:b/>
+          <w:sz w:val="18"/>
+        </w:rPr>
+        <w:t xml:space="preserve">[2024 Shift] Q#1 (MCQ): </w:t>
+      </w:r>
+      <w:r>
+        <w:rPr>
+          <w:sz w:val="18"/>
+        </w:rPr>
+        <w:t xml:space="preserve">"Let f:R → R be given f(x)=tanx . Then, f^-1(1) is..."  </w:t>
+      </w:r>
+      <w:r>
+        <w:rPr>
+          <w:b/>
+          <w:color w:val="2B6CB0"/>
+          <w:sz w:val="18"/>
+        </w:rPr>
+        <w:t>[Ans: N/A]</w:t>
+      </w:r>
+    </w:p>
+    <w:p>
+      <w:pPr>
+        <w:spacing w:after="120"/>
+      </w:pPr>
+    </w:p>
+    <w:p>
+      <w:pPr>
+        <w:pStyle w:val="Heading2"/>
+      </w:pPr>
+      <w:r>
+        <w:rPr>
+          <w:color w:val="2B6CB0"/>
+          <w:sz w:val="24"/>
+        </w:rPr>
+        <w:t>3.2 Inverse Trigonometric Functions — Core Principles &amp; Governing Laws (Moderate Yield — 4 PYQs)</w:t>
+      </w:r>
+    </w:p>
+    <w:p>
+      <w:r>
+        <w:rPr>
+          <w:b/>
+          <w:sz w:val="20"/>
+        </w:rPr>
+        <w:t xml:space="preserve">Core Principle: </w:t>
+      </w:r>
+      <w:r>
+        <w:rPr>
+          <w:sz w:val="20"/>
+        </w:rPr>
+        <w:t>Fundamental definitions, core postulates, and governing physical/chemical relations in Inverse Trigonometric Functions.</w:t>
+      </w:r>
+    </w:p>
+    <w:tbl>
+      <w:tblPr>
+        <w:tblW w:type="auto" w:w="0"/>
+        <w:jc w:val="center"/>
+        <w:tblLook w:firstColumn="1" w:firstRow="1" w:lastColumn="0" w:lastRow="0" w:noHBand="0" w:noVBand="1" w:val="04A0"/>
+      </w:tblPr>
+      <w:tblGrid>
+        <w:gridCol w:w="10080"/>
+      </w:tblGrid>
+      <w:tr>
+        <w:tc>
+          <w:tcPr>
+            <w:tcW w:type="dxa" w:w="10080"/>
+            <w:shd w:fill="FFF5F5"/>
+            <w:tcMar>
+              <w:top w:w="100" w:type="dxa"/>
+              <w:bottom w:w="100" w:type="dxa"/>
+              <w:left w:w="150" w:type="dxa"/>
+              <w:right w:w="150" w:type="dxa"/>
+            </w:tcMar>
+          </w:tcPr>
+          <w:p>
+            <w:r>
+              <w:rPr>
+                <w:b/>
+                <w:color w:val="C53030"/>
+                <w:sz w:val="19"/>
+              </w:rPr>
+              <w:t xml:space="preserve">⚠️ Common Trap / JEE Pitfall: </w:t>
+            </w:r>
+            <w:r>
+              <w:rPr>
+                <w:color w:val="2D3748"/>
+                <w:sz w:val="19"/>
+              </w:rPr>
+              <w:t>Carefully verify units, standard reference states, and sign conventions in Inverse Trigonometric Functions.</w:t>
+            </w:r>
+          </w:p>
+        </w:tc>
+      </w:tr>
+    </w:tbl>
+    <w:tbl>
+      <w:tblPr>
+        <w:tblW w:type="auto" w:w="0"/>
+        <w:jc w:val="center"/>
+        <w:tblLook w:firstColumn="1" w:firstRow="1" w:lastColumn="0" w:lastRow="0" w:noHBand="0" w:noVBand="1" w:val="04A0"/>
+      </w:tblPr>
+      <w:tblGrid>
+        <w:gridCol w:w="10080"/>
+      </w:tblGrid>
+      <w:tr>
+        <w:tc>
+          <w:tcPr>
+            <w:tcW w:type="dxa" w:w="10080"/>
+            <w:shd w:fill="F0FFF4"/>
+            <w:tcMar>
+              <w:top w:w="100" w:type="dxa"/>
+              <w:bottom w:w="100" w:type="dxa"/>
+              <w:left w:w="150" w:type="dxa"/>
+              <w:right w:w="150" w:type="dxa"/>
+            </w:tcMar>
+          </w:tcPr>
+          <w:p>
+            <w:r>
+              <w:rPr>
+                <w:b/>
+                <w:color w:val="276749"/>
+                <w:sz w:val="19"/>
+              </w:rPr>
+              <w:t xml:space="preserve">💡 Speed Hack / Trick: </w:t>
+            </w:r>
+            <w:r>
+              <w:rPr>
+                <w:color w:val="2D3748"/>
+                <w:sz w:val="19"/>
+              </w:rPr>
+              <w:t>Focus on high-yield formulas and standard limiting approximations tested in Inverse Trigonometric Functions PYQs.</w:t>
+            </w:r>
+          </w:p>
+        </w:tc>
+      </w:tr>
+    </w:tbl>
+    <w:p>
+      <w:pPr>
+        <w:spacing w:before="120" w:after="40"/>
+      </w:pPr>
+      <w:r>
+        <w:rPr>
+          <w:b/>
+          <w:color w:val="1A365D"/>
+          <w:sz w:val="19"/>
+        </w:rPr>
+        <w:t>Source PYQs testing this concept:</w:t>
+      </w:r>
+    </w:p>
+    <w:p>
+      <w:pPr>
+        <w:pStyle w:val="ListBullet"/>
+        <w:spacing w:after="40"/>
+      </w:pPr>
+      <w:r>
+        <w:rPr>
+          <w:b/>
+          <w:sz w:val="18"/>
+        </w:rPr>
+        <w:t xml:space="preserve">[2025 Shift] Q#3 (MCQ): </w:t>
+      </w:r>
+      <w:r>
+        <w:rPr>
+          <w:sz w:val="18"/>
+        </w:rPr>
+        <w:t xml:space="preserve">"sec^2(tan^-12)+cosec^2(cot^-13)=..."  </w:t>
+      </w:r>
+      <w:r>
+        <w:rPr>
+          <w:b/>
+          <w:color w:val="2B6CB0"/>
+          <w:sz w:val="18"/>
+        </w:rPr>
+        <w:t>[Ans: N/A]</w:t>
+      </w:r>
+    </w:p>
+    <w:p>
+      <w:pPr>
+        <w:pStyle w:val="ListBullet"/>
+        <w:spacing w:after="40"/>
+      </w:pPr>
+      <w:r>
+        <w:rPr>
+          <w:b/>
+          <w:sz w:val="18"/>
+        </w:rPr>
+        <w:t xml:space="preserve">[2024 Shift] Q#3 (MCQ): </w:t>
+      </w:r>
+      <w:r>
+        <w:rPr>
+          <w:sz w:val="18"/>
+        </w:rPr>
+        <w:t xml:space="preserve">"If 2sin^-1x-3cos^-1x=4,x ∈ [-1,1] , then 2sin^-1x+3cos^-1x is equal to..."  </w:t>
+      </w:r>
+      <w:r>
+        <w:rPr>
+          <w:b/>
+          <w:color w:val="2B6CB0"/>
+          <w:sz w:val="18"/>
+        </w:rPr>
+        <w:t>[Ans: N/A]</w:t>
+      </w:r>
+    </w:p>
+    <w:p>
+      <w:pPr>
+        <w:pStyle w:val="ListBullet"/>
+        <w:spacing w:after="40"/>
+      </w:pPr>
+      <w:r>
+        <w:rPr>
+          <w:b/>
+          <w:sz w:val="18"/>
+        </w:rPr>
+        <w:t xml:space="preserve">[2021 Shift] Q#3 (MCQ): </w:t>
+      </w:r>
+      <w:r>
+        <w:rPr>
+          <w:sz w:val="18"/>
+        </w:rPr>
+        <w:t xml:space="preserve">"cos[cot^-1(-√(3))+(π / 6)] is equal to..."  </w:t>
+      </w:r>
+      <w:r>
+        <w:rPr>
+          <w:b/>
+          <w:color w:val="2B6CB0"/>
+          <w:sz w:val="18"/>
+        </w:rPr>
+        <w:t>[Ans: N/A]</w:t>
+      </w:r>
+    </w:p>
+    <w:p>
+      <w:pPr>
+        <w:spacing w:after="120"/>
+      </w:pPr>
+    </w:p>
+    <w:p>
+      <w:pPr>
+        <w:pStyle w:val="Heading2"/>
+      </w:pPr>
+      <w:r>
+        <w:rPr>
+          <w:color w:val="2B6CB0"/>
+          <w:sz w:val="24"/>
+        </w:rPr>
+        <w:t>3.3 Inverse Trigonometric Functions — Applied Cases, Reactions &amp; Traps (Moderate Yield — 4 PYQs)</w:t>
+      </w:r>
+    </w:p>
+    <w:p>
+      <w:r>
+        <w:rPr>
+          <w:b/>
+          <w:sz w:val="20"/>
+        </w:rPr>
+        <w:t xml:space="preserve">Core Principle: </w:t>
+      </w:r>
+      <w:r>
+        <w:rPr>
+          <w:sz w:val="20"/>
+        </w:rPr>
+        <w:t>Special cases, experimental observations, and conceptual traps designed to test deep understanding of Inverse Trigonometric Functions.</w:t>
+      </w:r>
+    </w:p>
+    <w:tbl>
+      <w:tblPr>
+        <w:tblW w:type="auto" w:w="0"/>
+        <w:jc w:val="center"/>
+        <w:tblLook w:firstColumn="1" w:firstRow="1" w:lastColumn="0" w:lastRow="0" w:noHBand="0" w:noVBand="1" w:val="04A0"/>
+      </w:tblPr>
+      <w:tblGrid>
+        <w:gridCol w:w="10080"/>
+      </w:tblGrid>
+      <w:tr>
+        <w:tc>
+          <w:tcPr>
+            <w:tcW w:type="dxa" w:w="10080"/>
+            <w:shd w:fill="FFF5F5"/>
+            <w:tcMar>
+              <w:top w:w="100" w:type="dxa"/>
+              <w:bottom w:w="100" w:type="dxa"/>
+              <w:left w:w="150" w:type="dxa"/>
+              <w:right w:w="150" w:type="dxa"/>
+            </w:tcMar>
+          </w:tcPr>
+          <w:p>
+            <w:r>
+              <w:rPr>
+                <w:b/>
+                <w:color w:val="C53030"/>
+                <w:sz w:val="19"/>
+              </w:rPr>
+              <w:t xml:space="preserve">⚠️ Common Trap / JEE Pitfall: </w:t>
+            </w:r>
+            <w:r>
+              <w:rPr>
+                <w:color w:val="2D3748"/>
+                <w:sz w:val="19"/>
+              </w:rPr>
+              <w:t>Read questions carefully for keywords like 'incorrect', 'not true', or non-standard conditions.</w:t>
+            </w:r>
+          </w:p>
+        </w:tc>
+      </w:tr>
+    </w:tbl>
+    <w:tbl>
+      <w:tblPr>
+        <w:tblW w:type="auto" w:w="0"/>
+        <w:jc w:val="center"/>
+        <w:tblLook w:firstColumn="1" w:firstRow="1" w:lastColumn="0" w:lastRow="0" w:noHBand="0" w:noVBand="1" w:val="04A0"/>
+      </w:tblPr>
+      <w:tblGrid>
+        <w:gridCol w:w="10080"/>
+      </w:tblGrid>
+      <w:tr>
+        <w:tc>
+          <w:tcPr>
+            <w:tcW w:type="dxa" w:w="10080"/>
+            <w:shd w:fill="F0FFF4"/>
+            <w:tcMar>
+              <w:top w:w="100" w:type="dxa"/>
+              <w:bottom w:w="100" w:type="dxa"/>
+              <w:left w:w="150" w:type="dxa"/>
+              <w:right w:w="150" w:type="dxa"/>
+            </w:tcMar>
+          </w:tcPr>
+          <w:p>
+            <w:r>
+              <w:rPr>
+                <w:b/>
+                <w:color w:val="276749"/>
+                <w:sz w:val="19"/>
+              </w:rPr>
+              <w:t xml:space="preserve">💡 Speed Hack / Trick: </w:t>
+            </w:r>
+            <w:r>
+              <w:rPr>
+                <w:color w:val="2D3748"/>
+                <w:sz w:val="19"/>
+              </w:rPr>
+              <w:t>Elimination of extreme or unphysical answer choices improves accuracy in assertion-reason and multiple-statement questions.</w:t>
+            </w:r>
+          </w:p>
+        </w:tc>
+      </w:tr>
+    </w:tbl>
+    <w:p>
+      <w:pPr>
+        <w:spacing w:before="120" w:after="40"/>
+      </w:pPr>
+      <w:r>
+        <w:rPr>
+          <w:b/>
+          <w:color w:val="1A365D"/>
+          <w:sz w:val="19"/>
+        </w:rPr>
+        <w:t>Source PYQs testing this concept:</w:t>
+      </w:r>
+    </w:p>
+    <w:p>
+      <w:pPr>
+        <w:pStyle w:val="ListBullet"/>
+        <w:spacing w:after="40"/>
+      </w:pPr>
+      <w:r>
+        <w:rPr>
+          <w:b/>
+          <w:sz w:val="18"/>
+        </w:rPr>
         <w:t xml:space="preserve">[2026 Shift] Q#2 (MCQ): </w:t>
       </w:r>
       <w:r>
@@ -515,13 +1216,40 @@
           <w:b/>
           <w:sz w:val="18"/>
         </w:rPr>
-        <w:t xml:space="preserve">[2025 Shift] Q#3 (MCQ): </w:t>
+        <w:t xml:space="preserve">[2022 Shift] Q#2 (MCQ): </w:t>
       </w:r>
       <w:r>
         <w:rPr>
           <w:sz w:val="18"/>
         </w:rPr>
-        <w:t xml:space="preserve">"sec^2(tan^-12)+cosec^2(cot^-13)=..."  </w:t>
+        <w:t xml:space="preserve">"Domain cos^-1[x] is, where [ ] denotes a greatest integer function..."  </w:t>
+      </w:r>
+      <w:r>
+        <w:rPr>
+          <w:b/>
+          <w:color w:val="2B6CB0"/>
+          <w:sz w:val="18"/>
+        </w:rPr>
+        <w:t>[Ans: N/A]</w:t>
+      </w:r>
+    </w:p>
+    <w:p>
+      <w:pPr>
+        <w:pStyle w:val="ListBullet"/>
+        <w:spacing w:after="40"/>
+      </w:pPr>
+      <w:r>
+        <w:rPr>
+          <w:b/>
+          <w:sz w:val="18"/>
+        </w:rPr>
+        <w:t xml:space="preserve">[2020 Shift] Q#2 (MCQ): </w:t>
+      </w:r>
+      <w:r>
+        <w:rPr>
+          <w:sz w:val="18"/>
+        </w:rPr>
+        <w:t xml:space="preserve">"The domain of the function defined by f(x)=cos^-1√(x-1) is..."  </w:t>
       </w:r>
       <w:r>
         <w:rPr>
@@ -662,6 +1390,250 @@
               <w:t>Solution Analysis:</w:t>
               <w:br/>
               <w:t>Given sum is tan^-1((1 / 1+1 · 2))+tan^-1((1 / 1+2 · 3))+· s+tan^-1((1 / 1+n(n+1))) The general term is tan^-1((1 / 1+k(k+1))) Using the identity tan^-1x-tan^-1y=tan^-1((x-y / 1+xy)) take x=k+1 and y=k . Then, tan^-1(k+1)-tan^-1k=tan^-1(((k+1)-k / 1+k(k+1))) =tan^-1((1 / 1+k(k+1))) So each term can be written as tan^-1((1 / 1+k(k+1)))=tan^-1(k+1)-tan^-1k Now the sum becomes [tan^-12-tan^-11]+[tan^-13-tan^-12]+· s+[tan^-1(n+1)-tan^-1n] All middle terms cancel, leaving tan^-1(n+1)-tan^-11 Again using the same identity, tan^-1(n+1)-tan^-11=tan^-1(((n+1)-1 / 1+(n+1) · 1)) =tan^-1((n / n+2)) So the value is tan^-1((n / n+2)) Correct option: A</w:t>
+            </w:r>
+          </w:p>
+        </w:tc>
+      </w:tr>
+    </w:tbl>
+    <w:p>
+      <w:pPr>
+        <w:spacing w:after="120"/>
+      </w:pPr>
+    </w:p>
+    <w:p>
+      <w:pPr>
+        <w:spacing w:before="160" w:after="40"/>
+      </w:pPr>
+      <w:r>
+        <w:rPr>
+          <w:b/>
+          <w:color w:val="1A365D"/>
+          <w:sz w:val="22"/>
+        </w:rPr>
+        <w:t>Benchmark Problem 2: KCET 2026 (Q#2)</w:t>
+      </w:r>
+    </w:p>
+    <w:p>
+      <w:pPr>
+        <w:spacing w:after="80"/>
+      </w:pPr>
+      <w:r>
+        <w:rPr>
+          <w:sz w:val="20"/>
+        </w:rPr>
+        <w:t>If sin^-1x+sin^-1y=(π / 2) , then x^2 is equal to</w:t>
+      </w:r>
+    </w:p>
+    <w:p>
+      <w:pPr>
+        <w:pStyle w:val="ListBullet"/>
+        <w:spacing w:after="20"/>
+      </w:pPr>
+      <w:r>
+        <w:rPr>
+          <w:b/>
+          <w:color w:val="276749"/>
+          <w:sz w:val="19"/>
+        </w:rPr>
+        <w:t>(A) 1-y^2</w:t>
+      </w:r>
+    </w:p>
+    <w:p>
+      <w:pPr>
+        <w:pStyle w:val="ListBullet"/>
+        <w:spacing w:after="20"/>
+      </w:pPr>
+      <w:r>
+        <w:rPr>
+          <w:sz w:val="19"/>
+        </w:rPr>
+        <w:t>(B) √(1-y^2)</w:t>
+      </w:r>
+    </w:p>
+    <w:p>
+      <w:pPr>
+        <w:pStyle w:val="ListBullet"/>
+        <w:spacing w:after="20"/>
+      </w:pPr>
+      <w:r>
+        <w:rPr>
+          <w:sz w:val="19"/>
+        </w:rPr>
+        <w:t>(C) -√(1-y^2)</w:t>
+      </w:r>
+    </w:p>
+    <w:p>
+      <w:pPr>
+        <w:pStyle w:val="ListBullet"/>
+        <w:spacing w:after="20"/>
+      </w:pPr>
+      <w:r>
+        <w:rPr>
+          <w:sz w:val="19"/>
+        </w:rPr>
+        <w:t>(D) 1+y^2</w:t>
+      </w:r>
+    </w:p>
+    <w:tbl>
+      <w:tblPr>
+        <w:tblW w:type="auto" w:w="0"/>
+        <w:jc w:val="center"/>
+        <w:tblLook w:firstColumn="1" w:firstRow="1" w:lastColumn="0" w:lastRow="0" w:noHBand="0" w:noVBand="1" w:val="04A0"/>
+      </w:tblPr>
+      <w:tblGrid>
+        <w:gridCol w:w="10080"/>
+      </w:tblGrid>
+      <w:tr>
+        <w:tc>
+          <w:tcPr>
+            <w:tcW w:type="dxa" w:w="10080"/>
+            <w:shd w:fill="F7FAFC"/>
+            <w:tcMar>
+              <w:top w:w="100" w:type="dxa"/>
+              <w:bottom w:w="100" w:type="dxa"/>
+              <w:left w:w="150" w:type="dxa"/>
+              <w:right w:w="150" w:type="dxa"/>
+            </w:tcMar>
+          </w:tcPr>
+          <w:p>
+            <w:r>
+              <w:rPr>
+                <w:b/>
+                <w:color w:val="1A365D"/>
+                <w:sz w:val="19"/>
+              </w:rPr>
+              <w:t>Correct Answer: A</w:t>
+              <w:br/>
+            </w:r>
+            <w:r>
+              <w:rPr>
+                <w:color w:val="2D3748"/>
+                <w:sz w:val="18"/>
+              </w:rPr>
+              <w:t>Solution Analysis:</w:t>
+              <w:br/>
+              <w:t>Let sin^-1x=Aandsin^-1y=B So, A+B=(π / 2) This gives A=(π / 2)-B Now, x=sinA So, x=sin((π / 2)-B) Using the identity sin((π / 2)-θ)=cosθ we get x=cosB But sinB=y So, cos^2B=1-sin^2B Hence, x^2=cos^2B=1-y^2 So the correct option is 1-y^2 Option A.</w:t>
+            </w:r>
+          </w:p>
+        </w:tc>
+      </w:tr>
+    </w:tbl>
+    <w:p>
+      <w:pPr>
+        <w:spacing w:after="120"/>
+      </w:pPr>
+    </w:p>
+    <w:p>
+      <w:pPr>
+        <w:spacing w:before="160" w:after="40"/>
+      </w:pPr>
+      <w:r>
+        <w:rPr>
+          <w:b/>
+          <w:color w:val="1A365D"/>
+          <w:sz w:val="22"/>
+        </w:rPr>
+        <w:t>Benchmark Problem 3: KCET 2024 (Q#3)</w:t>
+      </w:r>
+    </w:p>
+    <w:p>
+      <w:pPr>
+        <w:spacing w:after="80"/>
+      </w:pPr>
+      <w:r>
+        <w:rPr>
+          <w:sz w:val="20"/>
+        </w:rPr>
+        <w:t>If 2sin^-1x-3cos^-1x=4,x ∈ [-1,1] , then 2sin^-1x+3cos^-1x is equal to</w:t>
+      </w:r>
+    </w:p>
+    <w:p>
+      <w:pPr>
+        <w:pStyle w:val="ListBullet"/>
+        <w:spacing w:after="20"/>
+      </w:pPr>
+      <w:r>
+        <w:rPr>
+          <w:sz w:val="19"/>
+        </w:rPr>
+        <w:t>(A) (4-6π / 5)</w:t>
+      </w:r>
+    </w:p>
+    <w:p>
+      <w:pPr>
+        <w:pStyle w:val="ListBullet"/>
+        <w:spacing w:after="20"/>
+      </w:pPr>
+      <w:r>
+        <w:rPr>
+          <w:sz w:val="19"/>
+        </w:rPr>
+        <w:t>(B) (6π-4 / 5)</w:t>
+      </w:r>
+    </w:p>
+    <w:p>
+      <w:pPr>
+        <w:pStyle w:val="ListBullet"/>
+        <w:spacing w:after="20"/>
+      </w:pPr>
+      <w:r>
+        <w:rPr>
+          <w:sz w:val="19"/>
+        </w:rPr>
+        <w:t>(C) (3π / 2)</w:t>
+      </w:r>
+    </w:p>
+    <w:p>
+      <w:pPr>
+        <w:pStyle w:val="ListBullet"/>
+        <w:spacing w:after="20"/>
+      </w:pPr>
+      <w:r>
+        <w:rPr>
+          <w:sz w:val="19"/>
+        </w:rPr>
+        <w:t>(D) 0</w:t>
+      </w:r>
+    </w:p>
+    <w:tbl>
+      <w:tblPr>
+        <w:tblW w:type="auto" w:w="0"/>
+        <w:jc w:val="center"/>
+        <w:tblLook w:firstColumn="1" w:firstRow="1" w:lastColumn="0" w:lastRow="0" w:noHBand="0" w:noVBand="1" w:val="04A0"/>
+      </w:tblPr>
+      <w:tblGrid>
+        <w:gridCol w:w="10080"/>
+      </w:tblGrid>
+      <w:tr>
+        <w:tc>
+          <w:tcPr>
+            <w:tcW w:type="dxa" w:w="10080"/>
+            <w:shd w:fill="F7FAFC"/>
+            <w:tcMar>
+              <w:top w:w="100" w:type="dxa"/>
+              <w:bottom w:w="100" w:type="dxa"/>
+              <w:left w:w="150" w:type="dxa"/>
+              <w:right w:w="150" w:type="dxa"/>
+            </w:tcMar>
+          </w:tcPr>
+          <w:p>
+            <w:r>
+              <w:rPr>
+                <w:b/>
+                <w:color w:val="1A365D"/>
+                <w:sz w:val="19"/>
+              </w:rPr>
+              <w:t>Correct Answer: None</w:t>
+              <w:br/>
+            </w:r>
+            <w:r>
+              <w:rPr>
+                <w:color w:val="2D3748"/>
+                <w:sz w:val="18"/>
+              </w:rPr>
+              <w:t>Solution Analysis:</w:t>
+              <w:br/>
+              <w:t>∵ 2sin^-1x-3cos^-1x=4 ⇒ 2sin^-1x-3((π / 2)-sin^-1x)=4 [ ∵ cos^-1x=(π / 2)-sin^-1x] ⇒ 5sin^-1x=4+(3π / 2) ∴ sin^-1x=(4+(3π / 2) / 5)=(8+3π / 10)... (i) So,2sin^-1x+3cos^-1x =2sin^-1x+3((π / 2)-sin^-1x) =-sin^-1x+(3π / 2) =(-8-3π / 10)+(3π / 2)=(-8-3π+15π / 10) =(12π-8 / 10)=(6π-4 / 5)</w:t>
             </w:r>
           </w:p>
         </w:tc>

--- a/dist/exports/kcet-inverse-trigonometric-functions_revision_notes.docx
+++ b/dist/exports/kcet-inverse-trigonometric-functions_revision_notes.docx
@@ -13,7 +13,7 @@
           <w:color w:val="1A365D"/>
           <w:sz w:val="44"/>
         </w:rPr>
-        <w:t>JEE MAIN REVISION MASTER: INVERSE TRIGONOMETRIC FUNCTIONS 2026 2 QUESTIONS 3.33% WEIGHTAGE</w:t>
+        <w:t>JEE MAIN REVISION MASTER: INVERSE TRIGONOMETRIC FUNCTIONS</w:t>
       </w:r>
     </w:p>
     <w:p>
@@ -189,7 +189,7 @@
                 <w:color w:val="2D3748"/>
                 <w:sz w:val="19"/>
               </w:rPr>
-              <w:t>Inverse Trigonometric Functions — Standard Calculations &amp; Problem Archetypes</w:t>
+              <w:t>Inverse Trigonometric Functions — Core Principles &amp; Governing Laws</w:t>
             </w:r>
           </w:p>
         </w:tc>
@@ -230,7 +230,7 @@
                 <w:color w:val="718096"/>
                 <w:sz w:val="19"/>
               </w:rPr>
-              <w:t>Quantitative Analysis</w:t>
+              <w:t>Core Principle</w:t>
             </w:r>
           </w:p>
         </w:tc>
@@ -251,10 +251,10 @@
             <w:r>
               <w:rPr>
                 <w:b/>
-                <w:color w:val="718096"/>
+                <w:color w:val="2B6CB0"/>
                 <w:sz w:val="19"/>
               </w:rPr>
-              <w:t>Moderate</w:t>
+              <w:t>High</w:t>
             </w:r>
           </w:p>
         </w:tc>
@@ -276,7 +276,7 @@
                 <w:color w:val="2D3748"/>
                 <w:sz w:val="19"/>
               </w:rPr>
-              <w:t>Inverse Trigonometric Functions — Core Principles &amp; Governing Laws</w:t>
+              <w:t>Inverse Trigonometric Functions — Standard Calculations &amp; Problem Archetypes</w:t>
             </w:r>
           </w:p>
         </w:tc>
@@ -296,7 +296,7 @@
               <w:rPr>
                 <w:sz w:val="19"/>
               </w:rPr>
-              <w:t>4 PYQs</w:t>
+              <w:t>8 PYQs</w:t>
             </w:r>
           </w:p>
         </w:tc>
@@ -317,7 +317,7 @@
                 <w:color w:val="718096"/>
                 <w:sz w:val="19"/>
               </w:rPr>
-              <w:t>Core Principle</w:t>
+              <w:t>Quantitative Analysis</w:t>
             </w:r>
           </w:p>
         </w:tc>
@@ -341,7 +341,7 @@
                 <w:color w:val="718096"/>
                 <w:sz w:val="19"/>
               </w:rPr>
-              <w:t>Moderate</w:t>
+              <w:t>Standard</w:t>
             </w:r>
           </w:p>
         </w:tc>
@@ -383,7 +383,7 @@
               <w:rPr>
                 <w:sz w:val="19"/>
               </w:rPr>
-              <w:t>4 PYQs</w:t>
+              <w:t>0 PYQs</w:t>
             </w:r>
           </w:p>
         </w:tc>
@@ -504,7 +504,7 @@
                 <w:color w:val="1A365D"/>
                 <w:sz w:val="19"/>
               </w:rPr>
-              <w:t>Inverse Trigonometric Functions — Standard Calculations &amp; Problem Archetypes</w:t>
+              <w:t>Inverse Trigonometric Functions — Core Principles &amp; Governing Laws</w:t>
             </w:r>
           </w:p>
         </w:tc>
@@ -526,7 +526,7 @@
                 <w:color w:val="2D3748"/>
                 <w:sz w:val="19"/>
               </w:rPr>
-              <w:t>cos^{-1}(x)+cos^{-1}(y)+cos^{-1}(z)=3\pi, \quad cos(sin^{-1}\frac{\pi}{3}+cos^{-1}\frac{\pi}{3}), \quad tan^{-1}(\frac{1}{1+k(k+1)})=tan^{-1}(k+1)-tan^{-1}k</w:t>
+              <w:t>f(x)=cos^{-1}\sqrt{x-1}, \quad f^{'}(\sqrt{3}), \quad sec^{-1}x</w:t>
             </w:r>
           </w:p>
         </w:tc>
@@ -550,7 +550,7 @@
                 <w:color w:val="1A365D"/>
                 <w:sz w:val="19"/>
               </w:rPr>
-              <w:t>Inverse Trigonometric Functions — Core Principles &amp; Governing Laws</w:t>
+              <w:t>Inverse Trigonometric Functions — Standard Calculations &amp; Problem Archetypes</w:t>
             </w:r>
           </w:p>
         </w:tc>
@@ -572,53 +572,7 @@
                 <w:color w:val="2D3748"/>
                 <w:sz w:val="19"/>
               </w:rPr>
-              <w:t>cos[cot^{-1}(-\sqrt{3})+\frac{\pi}{6}], \quad cos^{-1}x+sin^{-1}y, \quad 2sin^{-1}x+3cos^{-1}x</w:t>
-            </w:r>
-          </w:p>
-        </w:tc>
-      </w:tr>
-      <w:tr>
-        <w:tc>
-          <w:tcPr>
-            <w:tcW w:type="dxa" w:w="3600"/>
-            <w:shd w:fill="F7FAFC"/>
-            <w:tcMar>
-              <w:top w:w="100" w:type="dxa"/>
-              <w:bottom w:w="100" w:type="dxa"/>
-              <w:left w:w="150" w:type="dxa"/>
-              <w:right w:w="150" w:type="dxa"/>
-            </w:tcMar>
-          </w:tcPr>
-          <w:p>
-            <w:r>
-              <w:rPr>
-                <w:b/>
-                <w:color w:val="1A365D"/>
-                <w:sz w:val="19"/>
-              </w:rPr>
-              <w:t>Inverse Trigonometric Functions — Applied Cases, Reactions &amp; Traps</w:t>
-            </w:r>
-          </w:p>
-        </w:tc>
-        <w:tc>
-          <w:tcPr>
-            <w:tcW w:type="dxa" w:w="6480"/>
-            <w:shd w:fill="F7FAFC"/>
-            <w:tcMar>
-              <w:top w:w="100" w:type="dxa"/>
-              <w:bottom w:w="100" w:type="dxa"/>
-              <w:left w:w="150" w:type="dxa"/>
-              <w:right w:w="150" w:type="dxa"/>
-            </w:tcMar>
-          </w:tcPr>
-          <w:p>
-            <w:r>
-              <w:rPr>
-                <w:rFonts w:ascii="Cambria Math" w:hAnsi="Cambria Math"/>
-                <w:color w:val="2D3748"/>
-                <w:sz w:val="19"/>
-              </w:rPr>
-              <w:t>a+\frac{\pi}{2}&lt;2tan^{-1}x+3cot^{-1}x&lt;b, \quad cos^{-1}[x], \quad y=cos^{-1}[x]</w:t>
+              <w:t>sin^{-1}x, \quad cos(sin^{-1}\frac{\pi}{3}+cos^{-1}\frac{\pi}{3}), \quad cot^{-1}[\frac{\sqrt{1-sinx}+\sqrt{1+sinx}}{\sqrt{1-sinx}-\sqrt{1+sinx}}]</w:t>
             </w:r>
           </w:p>
         </w:tc>
@@ -650,7 +604,215 @@
           <w:color w:val="2B6CB0"/>
           <w:sz w:val="24"/>
         </w:rPr>
-        <w:t>3.1 Inverse Trigonometric Functions — Standard Calculations &amp; Problem Archetypes (Very High Yield — 15 PYQs)</w:t>
+        <w:t>3.1 Inverse Trigonometric Functions — Core Principles &amp; Governing Laws (Very High Yield — 15 PYQs)</w:t>
+      </w:r>
+    </w:p>
+    <w:p>
+      <w:r>
+        <w:rPr>
+          <w:b/>
+          <w:sz w:val="20"/>
+        </w:rPr>
+        <w:t xml:space="preserve">Core Principle: </w:t>
+      </w:r>
+      <w:r>
+        <w:rPr>
+          <w:sz w:val="20"/>
+        </w:rPr>
+        <w:t>Fundamental definitions, core postulates, and governing physical/chemical relations in Inverse Trigonometric Functions.</w:t>
+      </w:r>
+    </w:p>
+    <w:tbl>
+      <w:tblPr>
+        <w:tblW w:type="auto" w:w="0"/>
+        <w:jc w:val="center"/>
+        <w:tblLook w:firstColumn="1" w:firstRow="1" w:lastColumn="0" w:lastRow="0" w:noHBand="0" w:noVBand="1" w:val="04A0"/>
+      </w:tblPr>
+      <w:tblGrid>
+        <w:gridCol w:w="10080"/>
+      </w:tblGrid>
+      <w:tr>
+        <w:tc>
+          <w:tcPr>
+            <w:tcW w:type="dxa" w:w="10080"/>
+            <w:shd w:fill="FFF5F5"/>
+            <w:tcMar>
+              <w:top w:w="100" w:type="dxa"/>
+              <w:bottom w:w="100" w:type="dxa"/>
+              <w:left w:w="150" w:type="dxa"/>
+              <w:right w:w="150" w:type="dxa"/>
+            </w:tcMar>
+          </w:tcPr>
+          <w:p>
+            <w:r>
+              <w:rPr>
+                <w:b/>
+                <w:color w:val="C53030"/>
+                <w:sz w:val="19"/>
+              </w:rPr>
+              <w:t xml:space="preserve">⚠️ Common Trap / JEE Pitfall: </w:t>
+            </w:r>
+            <w:r>
+              <w:rPr>
+                <w:color w:val="2D3748"/>
+                <w:sz w:val="19"/>
+              </w:rPr>
+              <w:t>Carefully verify units, standard reference states, and sign conventions in Inverse Trigonometric Functions.</w:t>
+            </w:r>
+          </w:p>
+        </w:tc>
+      </w:tr>
+    </w:tbl>
+    <w:tbl>
+      <w:tblPr>
+        <w:tblW w:type="auto" w:w="0"/>
+        <w:jc w:val="center"/>
+        <w:tblLook w:firstColumn="1" w:firstRow="1" w:lastColumn="0" w:lastRow="0" w:noHBand="0" w:noVBand="1" w:val="04A0"/>
+      </w:tblPr>
+      <w:tblGrid>
+        <w:gridCol w:w="10080"/>
+      </w:tblGrid>
+      <w:tr>
+        <w:tc>
+          <w:tcPr>
+            <w:tcW w:type="dxa" w:w="10080"/>
+            <w:shd w:fill="F0FFF4"/>
+            <w:tcMar>
+              <w:top w:w="100" w:type="dxa"/>
+              <w:bottom w:w="100" w:type="dxa"/>
+              <w:left w:w="150" w:type="dxa"/>
+              <w:right w:w="150" w:type="dxa"/>
+            </w:tcMar>
+          </w:tcPr>
+          <w:p>
+            <w:r>
+              <w:rPr>
+                <w:b/>
+                <w:color w:val="276749"/>
+                <w:sz w:val="19"/>
+              </w:rPr>
+              <w:t xml:space="preserve">💡 Speed Hack / Trick: </w:t>
+            </w:r>
+            <w:r>
+              <w:rPr>
+                <w:color w:val="2D3748"/>
+                <w:sz w:val="19"/>
+              </w:rPr>
+              <w:t>Focus on high-yield formulas and standard limiting approximations tested in Inverse Trigonometric Functions PYQs.</w:t>
+            </w:r>
+          </w:p>
+        </w:tc>
+      </w:tr>
+    </w:tbl>
+    <w:p>
+      <w:pPr>
+        <w:spacing w:before="120" w:after="40"/>
+      </w:pPr>
+      <w:r>
+        <w:rPr>
+          <w:b/>
+          <w:color w:val="1A365D"/>
+          <w:sz w:val="19"/>
+        </w:rPr>
+        <w:t>Source PYQs testing this concept:</w:t>
+      </w:r>
+    </w:p>
+    <w:p>
+      <w:pPr>
+        <w:pStyle w:val="ListBullet"/>
+        <w:spacing w:after="40"/>
+      </w:pPr>
+      <w:r>
+        <w:rPr>
+          <w:b/>
+          <w:sz w:val="18"/>
+        </w:rPr>
+        <w:t xml:space="preserve">[2026 Shift] Q#1 (MCQ): </w:t>
+      </w:r>
+      <w:r>
+        <w:rPr>
+          <w:sz w:val="18"/>
+        </w:rPr>
+        <w:t xml:space="preserve">"tan^-1((1 / 1+1 · 2))+tan^-1((1 / 1+2 · 3))+...+tan^-1((1 / 1+n(n+1)))=..."  </w:t>
+      </w:r>
+      <w:r>
+        <w:rPr>
+          <w:b/>
+          <w:color w:val="2B6CB0"/>
+          <w:sz w:val="18"/>
+        </w:rPr>
+        <w:t>[Ans: A]</w:t>
+      </w:r>
+    </w:p>
+    <w:p>
+      <w:pPr>
+        <w:pStyle w:val="ListBullet"/>
+        <w:spacing w:after="40"/>
+      </w:pPr>
+      <w:r>
+        <w:rPr>
+          <w:b/>
+          <w:sz w:val="18"/>
+        </w:rPr>
+        <w:t xml:space="preserve">[2026 Shift] Q#2 (MCQ): </w:t>
+      </w:r>
+      <w:r>
+        <w:rPr>
+          <w:sz w:val="18"/>
+        </w:rPr>
+        <w:t xml:space="preserve">"If sin^-1x+sin^-1y=(π / 2) , then x^2 is equal to..."  </w:t>
+      </w:r>
+      <w:r>
+        <w:rPr>
+          <w:b/>
+          <w:color w:val="2B6CB0"/>
+          <w:sz w:val="18"/>
+        </w:rPr>
+        <w:t>[Ans: A]</w:t>
+      </w:r>
+    </w:p>
+    <w:p>
+      <w:pPr>
+        <w:pStyle w:val="ListBullet"/>
+        <w:spacing w:after="40"/>
+      </w:pPr>
+      <w:r>
+        <w:rPr>
+          <w:b/>
+          <w:sz w:val="18"/>
+        </w:rPr>
+        <w:t xml:space="preserve">[2025 Shift] Q#3 (MCQ): </w:t>
+      </w:r>
+      <w:r>
+        <w:rPr>
+          <w:sz w:val="18"/>
+        </w:rPr>
+        <w:t xml:space="preserve">"sec^2(tan^-12)+cosec^2(cot^-13)=..."  </w:t>
+      </w:r>
+      <w:r>
+        <w:rPr>
+          <w:b/>
+          <w:color w:val="2B6CB0"/>
+          <w:sz w:val="18"/>
+        </w:rPr>
+        <w:t>[Ans: N/A]</w:t>
+      </w:r>
+    </w:p>
+    <w:p>
+      <w:pPr>
+        <w:spacing w:after="120"/>
+      </w:pPr>
+    </w:p>
+    <w:p>
+      <w:pPr>
+        <w:pStyle w:val="Heading2"/>
+      </w:pPr>
+      <w:r>
+        <w:rPr>
+          <w:color w:val="2B6CB0"/>
+          <w:sz w:val="24"/>
+        </w:rPr>
+        <w:t>3.2 Inverse Trigonometric Functions — Standard Calculations &amp; Problem Archetypes (High Yield — 8 PYQs)</w:t>
       </w:r>
     </w:p>
     <w:p>
@@ -773,33 +935,6 @@
           <w:b/>
           <w:sz w:val="18"/>
         </w:rPr>
-        <w:t xml:space="preserve">[2026 Shift] Q#1 (MCQ): </w:t>
-      </w:r>
-      <w:r>
-        <w:rPr>
-          <w:sz w:val="18"/>
-        </w:rPr>
-        <w:t xml:space="preserve">"tan^-1((1 / 1+1 · 2))+tan^-1((1 / 1+2 · 3))+...+tan^-1((1 / 1+n(n+1)))=..."  </w:t>
-      </w:r>
-      <w:r>
-        <w:rPr>
-          <w:b/>
-          <w:color w:val="2B6CB0"/>
-          <w:sz w:val="18"/>
-        </w:rPr>
-        <w:t>[Ans: A]</w:t>
-      </w:r>
-    </w:p>
-    <w:p>
-      <w:pPr>
-        <w:pStyle w:val="ListBullet"/>
-        <w:spacing w:after="40"/>
-      </w:pPr>
-      <w:r>
-        <w:rPr>
-          <w:b/>
-          <w:sz w:val="18"/>
-        </w:rPr>
         <w:t xml:space="preserve">[2025 Shift] Q#4 (MCQ): </w:t>
       </w:r>
       <w:r>
@@ -827,13 +962,40 @@
           <w:b/>
           <w:sz w:val="18"/>
         </w:rPr>
-        <w:t xml:space="preserve">[2024 Shift] Q#1 (MCQ): </w:t>
+        <w:t xml:space="preserve">[2024 Shift] Q#2 (MCQ): </w:t>
       </w:r>
       <w:r>
         <w:rPr>
           <w:sz w:val="18"/>
         </w:rPr>
-        <w:t xml:space="preserve">"Let f:R → R be given f(x)=tanx . Then, f^-1(1) is..."  </w:t>
+        <w:t xml:space="preserve">"If cos^-1x+cos^-1y+cos^-1z=3π , then x(y+z)+y(z+x)+z(x+y) equals to..."  </w:t>
+      </w:r>
+      <w:r>
+        <w:rPr>
+          <w:b/>
+          <w:color w:val="2B6CB0"/>
+          <w:sz w:val="18"/>
+        </w:rPr>
+        <w:t>[Ans: N/A]</w:t>
+      </w:r>
+    </w:p>
+    <w:p>
+      <w:pPr>
+        <w:pStyle w:val="ListBullet"/>
+        <w:spacing w:after="40"/>
+      </w:pPr>
+      <w:r>
+        <w:rPr>
+          <w:b/>
+          <w:sz w:val="18"/>
+        </w:rPr>
+        <w:t xml:space="preserve">[2023 Shift] Q#1 (MCQ): </w:t>
+      </w:r>
+      <w:r>
+        <w:rPr>
+          <w:sz w:val="18"/>
+        </w:rPr>
+        <w:t xml:space="preserve">"The value of cot^-1[\frac√(1-sinx)+√(1+sinx)√(1-sinx)-√(1+sinx)] , where x ∈ (0,(π / 4)) is..."  </w:t>
       </w:r>
       <w:r>
         <w:rPr>
@@ -858,215 +1020,7 @@
           <w:color w:val="2B6CB0"/>
           <w:sz w:val="24"/>
         </w:rPr>
-        <w:t>3.2 Inverse Trigonometric Functions — Core Principles &amp; Governing Laws (Moderate Yield — 4 PYQs)</w:t>
-      </w:r>
-    </w:p>
-    <w:p>
-      <w:r>
-        <w:rPr>
-          <w:b/>
-          <w:sz w:val="20"/>
-        </w:rPr>
-        <w:t xml:space="preserve">Core Principle: </w:t>
-      </w:r>
-      <w:r>
-        <w:rPr>
-          <w:sz w:val="20"/>
-        </w:rPr>
-        <w:t>Fundamental definitions, core postulates, and governing physical/chemical relations in Inverse Trigonometric Functions.</w:t>
-      </w:r>
-    </w:p>
-    <w:tbl>
-      <w:tblPr>
-        <w:tblW w:type="auto" w:w="0"/>
-        <w:jc w:val="center"/>
-        <w:tblLook w:firstColumn="1" w:firstRow="1" w:lastColumn="0" w:lastRow="0" w:noHBand="0" w:noVBand="1" w:val="04A0"/>
-      </w:tblPr>
-      <w:tblGrid>
-        <w:gridCol w:w="10080"/>
-      </w:tblGrid>
-      <w:tr>
-        <w:tc>
-          <w:tcPr>
-            <w:tcW w:type="dxa" w:w="10080"/>
-            <w:shd w:fill="FFF5F5"/>
-            <w:tcMar>
-              <w:top w:w="100" w:type="dxa"/>
-              <w:bottom w:w="100" w:type="dxa"/>
-              <w:left w:w="150" w:type="dxa"/>
-              <w:right w:w="150" w:type="dxa"/>
-            </w:tcMar>
-          </w:tcPr>
-          <w:p>
-            <w:r>
-              <w:rPr>
-                <w:b/>
-                <w:color w:val="C53030"/>
-                <w:sz w:val="19"/>
-              </w:rPr>
-              <w:t xml:space="preserve">⚠️ Common Trap / JEE Pitfall: </w:t>
-            </w:r>
-            <w:r>
-              <w:rPr>
-                <w:color w:val="2D3748"/>
-                <w:sz w:val="19"/>
-              </w:rPr>
-              <w:t>Carefully verify units, standard reference states, and sign conventions in Inverse Trigonometric Functions.</w:t>
-            </w:r>
-          </w:p>
-        </w:tc>
-      </w:tr>
-    </w:tbl>
-    <w:tbl>
-      <w:tblPr>
-        <w:tblW w:type="auto" w:w="0"/>
-        <w:jc w:val="center"/>
-        <w:tblLook w:firstColumn="1" w:firstRow="1" w:lastColumn="0" w:lastRow="0" w:noHBand="0" w:noVBand="1" w:val="04A0"/>
-      </w:tblPr>
-      <w:tblGrid>
-        <w:gridCol w:w="10080"/>
-      </w:tblGrid>
-      <w:tr>
-        <w:tc>
-          <w:tcPr>
-            <w:tcW w:type="dxa" w:w="10080"/>
-            <w:shd w:fill="F0FFF4"/>
-            <w:tcMar>
-              <w:top w:w="100" w:type="dxa"/>
-              <w:bottom w:w="100" w:type="dxa"/>
-              <w:left w:w="150" w:type="dxa"/>
-              <w:right w:w="150" w:type="dxa"/>
-            </w:tcMar>
-          </w:tcPr>
-          <w:p>
-            <w:r>
-              <w:rPr>
-                <w:b/>
-                <w:color w:val="276749"/>
-                <w:sz w:val="19"/>
-              </w:rPr>
-              <w:t xml:space="preserve">💡 Speed Hack / Trick: </w:t>
-            </w:r>
-            <w:r>
-              <w:rPr>
-                <w:color w:val="2D3748"/>
-                <w:sz w:val="19"/>
-              </w:rPr>
-              <w:t>Focus on high-yield formulas and standard limiting approximations tested in Inverse Trigonometric Functions PYQs.</w:t>
-            </w:r>
-          </w:p>
-        </w:tc>
-      </w:tr>
-    </w:tbl>
-    <w:p>
-      <w:pPr>
-        <w:spacing w:before="120" w:after="40"/>
-      </w:pPr>
-      <w:r>
-        <w:rPr>
-          <w:b/>
-          <w:color w:val="1A365D"/>
-          <w:sz w:val="19"/>
-        </w:rPr>
-        <w:t>Source PYQs testing this concept:</w:t>
-      </w:r>
-    </w:p>
-    <w:p>
-      <w:pPr>
-        <w:pStyle w:val="ListBullet"/>
-        <w:spacing w:after="40"/>
-      </w:pPr>
-      <w:r>
-        <w:rPr>
-          <w:b/>
-          <w:sz w:val="18"/>
-        </w:rPr>
-        <w:t xml:space="preserve">[2025 Shift] Q#3 (MCQ): </w:t>
-      </w:r>
-      <w:r>
-        <w:rPr>
-          <w:sz w:val="18"/>
-        </w:rPr>
-        <w:t xml:space="preserve">"sec^2(tan^-12)+cosec^2(cot^-13)=..."  </w:t>
-      </w:r>
-      <w:r>
-        <w:rPr>
-          <w:b/>
-          <w:color w:val="2B6CB0"/>
-          <w:sz w:val="18"/>
-        </w:rPr>
-        <w:t>[Ans: N/A]</w:t>
-      </w:r>
-    </w:p>
-    <w:p>
-      <w:pPr>
-        <w:pStyle w:val="ListBullet"/>
-        <w:spacing w:after="40"/>
-      </w:pPr>
-      <w:r>
-        <w:rPr>
-          <w:b/>
-          <w:sz w:val="18"/>
-        </w:rPr>
-        <w:t xml:space="preserve">[2024 Shift] Q#3 (MCQ): </w:t>
-      </w:r>
-      <w:r>
-        <w:rPr>
-          <w:sz w:val="18"/>
-        </w:rPr>
-        <w:t xml:space="preserve">"If 2sin^-1x-3cos^-1x=4,x ∈ [-1,1] , then 2sin^-1x+3cos^-1x is equal to..."  </w:t>
-      </w:r>
-      <w:r>
-        <w:rPr>
-          <w:b/>
-          <w:color w:val="2B6CB0"/>
-          <w:sz w:val="18"/>
-        </w:rPr>
-        <w:t>[Ans: N/A]</w:t>
-      </w:r>
-    </w:p>
-    <w:p>
-      <w:pPr>
-        <w:pStyle w:val="ListBullet"/>
-        <w:spacing w:after="40"/>
-      </w:pPr>
-      <w:r>
-        <w:rPr>
-          <w:b/>
-          <w:sz w:val="18"/>
-        </w:rPr>
-        <w:t xml:space="preserve">[2021 Shift] Q#3 (MCQ): </w:t>
-      </w:r>
-      <w:r>
-        <w:rPr>
-          <w:sz w:val="18"/>
-        </w:rPr>
-        <w:t xml:space="preserve">"cos[cot^-1(-√(3))+(π / 6)] is equal to..."  </w:t>
-      </w:r>
-      <w:r>
-        <w:rPr>
-          <w:b/>
-          <w:color w:val="2B6CB0"/>
-          <w:sz w:val="18"/>
-        </w:rPr>
-        <w:t>[Ans: N/A]</w:t>
-      </w:r>
-    </w:p>
-    <w:p>
-      <w:pPr>
-        <w:spacing w:after="120"/>
-      </w:pPr>
-    </w:p>
-    <w:p>
-      <w:pPr>
-        <w:pStyle w:val="Heading2"/>
-      </w:pPr>
-      <w:r>
-        <w:rPr>
-          <w:color w:val="2B6CB0"/>
-          <w:sz w:val="24"/>
-        </w:rPr>
-        <w:t>3.3 Inverse Trigonometric Functions — Applied Cases, Reactions &amp; Traps (Moderate Yield — 4 PYQs)</w:t>
+        <w:t>3.3 Inverse Trigonometric Functions — Applied Cases, Reactions &amp; Traps (Standard Yield — 0 PYQs)</w:t>
       </w:r>
     </w:p>
     <w:p>
@@ -1189,13 +1143,13 @@
           <w:b/>
           <w:sz w:val="18"/>
         </w:rPr>
-        <w:t xml:space="preserve">[2026 Shift] Q#2 (MCQ): </w:t>
+        <w:t xml:space="preserve">[2026 Shift] Q#1 (MCQ): </w:t>
       </w:r>
       <w:r>
         <w:rPr>
           <w:sz w:val="18"/>
         </w:rPr>
-        <w:t xml:space="preserve">"If sin^-1x+sin^-1y=(π / 2) , then x^2 is equal to..."  </w:t>
+        <w:t xml:space="preserve">"tan^-1((1 / 1+1 · 2))+tan^-1((1 / 1+2 · 3))+...+tan^-1((1 / 1+n(n+1)))=..."  </w:t>
       </w:r>
       <w:r>
         <w:rPr>
@@ -1216,13 +1170,13 @@
           <w:b/>
           <w:sz w:val="18"/>
         </w:rPr>
-        <w:t xml:space="preserve">[2022 Shift] Q#2 (MCQ): </w:t>
+        <w:t xml:space="preserve">[2026 Shift] Q#2 (MCQ): </w:t>
       </w:r>
       <w:r>
         <w:rPr>
           <w:sz w:val="18"/>
         </w:rPr>
-        <w:t xml:space="preserve">"Domain cos^-1[x] is, where [ ] denotes a greatest integer function..."  </w:t>
+        <w:t xml:space="preserve">"If sin^-1x+sin^-1y=(π / 2) , then x^2 is equal to..."  </w:t>
       </w:r>
       <w:r>
         <w:rPr>
@@ -1230,34 +1184,7 @@
           <w:color w:val="2B6CB0"/>
           <w:sz w:val="18"/>
         </w:rPr>
-        <w:t>[Ans: N/A]</w:t>
-      </w:r>
-    </w:p>
-    <w:p>
-      <w:pPr>
-        <w:pStyle w:val="ListBullet"/>
-        <w:spacing w:after="40"/>
-      </w:pPr>
-      <w:r>
-        <w:rPr>
-          <w:b/>
-          <w:sz w:val="18"/>
-        </w:rPr>
-        <w:t xml:space="preserve">[2020 Shift] Q#2 (MCQ): </w:t>
-      </w:r>
-      <w:r>
-        <w:rPr>
-          <w:sz w:val="18"/>
-        </w:rPr>
-        <w:t xml:space="preserve">"The domain of the function defined by f(x)=cos^-1√(x-1) is..."  </w:t>
-      </w:r>
-      <w:r>
-        <w:rPr>
-          <w:b/>
-          <w:color w:val="2B6CB0"/>
-          <w:sz w:val="18"/>
-        </w:rPr>
-        <w:t>[Ans: N/A]</w:t>
+        <w:t>[Ans: A]</w:t>
       </w:r>
     </w:p>
     <w:p>
@@ -1410,7 +1337,7 @@
           <w:color w:val="1A365D"/>
           <w:sz w:val="22"/>
         </w:rPr>
-        <w:t>Benchmark Problem 2: KCET 2026 (Q#2)</w:t>
+        <w:t>Benchmark Problem 2: KCET 2025 (Q#4)</w:t>
       </w:r>
     </w:p>
     <w:p>
@@ -1421,21 +1348,7 @@
         <w:rPr>
           <w:sz w:val="20"/>
         </w:rPr>
-        <w:t>If sin^-1x+sin^-1y=(π / 2) , then x^2 is equal to</w:t>
-      </w:r>
-    </w:p>
-    <w:p>
-      <w:pPr>
-        <w:pStyle w:val="ListBullet"/>
-        <w:spacing w:after="20"/>
-      </w:pPr>
-      <w:r>
-        <w:rPr>
-          <w:b/>
-          <w:color w:val="276749"/>
-          <w:sz w:val="19"/>
-        </w:rPr>
-        <w:t>(A) 1-y^2</w:t>
+        <w:t>2cos^-1x=sin^-1(2x√(1-x^2)) is valid for all values of ' x ' satisfying</w:t>
       </w:r>
     </w:p>
     <w:p>
@@ -1447,7 +1360,7 @@
         <w:rPr>
           <w:sz w:val="19"/>
         </w:rPr>
-        <w:t>(B) √(1-y^2)</w:t>
+        <w:t>(A) 0 ≤ x ≤ \frac1√(2)</w:t>
       </w:r>
     </w:p>
     <w:p>
@@ -1459,7 +1372,7 @@
         <w:rPr>
           <w:sz w:val="19"/>
         </w:rPr>
-        <w:t>(C) -√(1-y^2)</w:t>
+        <w:t>(B) -1 ≤ x ≤ 1</w:t>
       </w:r>
     </w:p>
     <w:p>
@@ -1471,80 +1384,7 @@
         <w:rPr>
           <w:sz w:val="19"/>
         </w:rPr>
-        <w:t>(D) 1+y^2</w:t>
-      </w:r>
-    </w:p>
-    <w:tbl>
-      <w:tblPr>
-        <w:tblW w:type="auto" w:w="0"/>
-        <w:jc w:val="center"/>
-        <w:tblLook w:firstColumn="1" w:firstRow="1" w:lastColumn="0" w:lastRow="0" w:noHBand="0" w:noVBand="1" w:val="04A0"/>
-      </w:tblPr>
-      <w:tblGrid>
-        <w:gridCol w:w="10080"/>
-      </w:tblGrid>
-      <w:tr>
-        <w:tc>
-          <w:tcPr>
-            <w:tcW w:type="dxa" w:w="10080"/>
-            <w:shd w:fill="F7FAFC"/>
-            <w:tcMar>
-              <w:top w:w="100" w:type="dxa"/>
-              <w:bottom w:w="100" w:type="dxa"/>
-              <w:left w:w="150" w:type="dxa"/>
-              <w:right w:w="150" w:type="dxa"/>
-            </w:tcMar>
-          </w:tcPr>
-          <w:p>
-            <w:r>
-              <w:rPr>
-                <w:b/>
-                <w:color w:val="1A365D"/>
-                <w:sz w:val="19"/>
-              </w:rPr>
-              <w:t>Correct Answer: A</w:t>
-              <w:br/>
-            </w:r>
-            <w:r>
-              <w:rPr>
-                <w:color w:val="2D3748"/>
-                <w:sz w:val="18"/>
-              </w:rPr>
-              <w:t>Solution Analysis:</w:t>
-              <w:br/>
-              <w:t>Let sin^-1x=Aandsin^-1y=B So, A+B=(π / 2) This gives A=(π / 2)-B Now, x=sinA So, x=sin((π / 2)-B) Using the identity sin((π / 2)-θ)=cosθ we get x=cosB But sinB=y So, cos^2B=1-sin^2B Hence, x^2=cos^2B=1-y^2 So the correct option is 1-y^2 Option A.</w:t>
-            </w:r>
-          </w:p>
-        </w:tc>
-      </w:tr>
-    </w:tbl>
-    <w:p>
-      <w:pPr>
-        <w:spacing w:after="120"/>
-      </w:pPr>
-    </w:p>
-    <w:p>
-      <w:pPr>
-        <w:spacing w:before="160" w:after="40"/>
-      </w:pPr>
-      <w:r>
-        <w:rPr>
-          <w:b/>
-          <w:color w:val="1A365D"/>
-          <w:sz w:val="22"/>
-        </w:rPr>
-        <w:t>Benchmark Problem 3: KCET 2024 (Q#3)</w:t>
-      </w:r>
-    </w:p>
-    <w:p>
-      <w:pPr>
-        <w:spacing w:after="80"/>
-      </w:pPr>
-      <w:r>
-        <w:rPr>
-          <w:sz w:val="20"/>
-        </w:rPr>
-        <w:t>If 2sin^-1x-3cos^-1x=4,x ∈ [-1,1] , then 2sin^-1x+3cos^-1x is equal to</w:t>
+        <w:t>(C) 0 ≤ x ≤ 1</w:t>
       </w:r>
     </w:p>
     <w:p>
@@ -1556,43 +1396,7 @@
         <w:rPr>
           <w:sz w:val="19"/>
         </w:rPr>
-        <w:t>(A) (4-6π / 5)</w:t>
-      </w:r>
-    </w:p>
-    <w:p>
-      <w:pPr>
-        <w:pStyle w:val="ListBullet"/>
-        <w:spacing w:after="20"/>
-      </w:pPr>
-      <w:r>
-        <w:rPr>
-          <w:sz w:val="19"/>
-        </w:rPr>
-        <w:t>(B) (6π-4 / 5)</w:t>
-      </w:r>
-    </w:p>
-    <w:p>
-      <w:pPr>
-        <w:pStyle w:val="ListBullet"/>
-        <w:spacing w:after="20"/>
-      </w:pPr>
-      <w:r>
-        <w:rPr>
-          <w:sz w:val="19"/>
-        </w:rPr>
-        <w:t>(C) (3π / 2)</w:t>
-      </w:r>
-    </w:p>
-    <w:p>
-      <w:pPr>
-        <w:pStyle w:val="ListBullet"/>
-        <w:spacing w:after="20"/>
-      </w:pPr>
-      <w:r>
-        <w:rPr>
-          <w:sz w:val="19"/>
-        </w:rPr>
-        <w:t>(D) 0</w:t>
+        <w:t>(D) \frac1√(2) ≤ x ≤ 1</w:t>
       </w:r>
     </w:p>
     <w:tbl>
@@ -1633,7 +1437,7 @@
               </w:rPr>
               <w:t>Solution Analysis:</w:t>
               <w:br/>
-              <w:t>∵ 2sin^-1x-3cos^-1x=4 ⇒ 2sin^-1x-3((π / 2)-sin^-1x)=4 [ ∵ cos^-1x=(π / 2)-sin^-1x] ⇒ 5sin^-1x=4+(3π / 2) ∴ sin^-1x=(4+(3π / 2) / 5)=(8+3π / 10)... (i) So,2sin^-1x+3cos^-1x =2sin^-1x+3((π / 2)-sin^-1x) =-sin^-1x+(3π / 2) =(-8-3π / 10)+(3π / 2)=(-8-3π+15π / 10) =(12π-8 / 10)=(6π-4 / 5)</w:t>
+              <w:t>To determine the values of 'x' that satisfy the equation 2cos^-1x=sin^-1(2x√(1-x^2)) , let's analyze the components: Let x=cosθ . This implies θ=cos^-1x . The equation can be expressed as sin^-1(2cosθ sinθ) , which simplifies to sin^-1(sin2θ) . Hence, 2θ=sin^-1(sin2θ) . For sin^-1(sin2θ) to equal 2cos^-1x , i.e., 2θ , 2θ must lie within the range [0,π] . Given: θ=cos^-1x , the valid range for θ is [0,π/4] . Therefore, cos^-1x ∈ [0,π/4] . This implies: x lies within [\frac1√(2),1] because cos(π/4)=\frac1√(2) . Thus, the equation is satisfied for values of x in the interval [\frac1√(2),1] .</w:t>
             </w:r>
           </w:p>
         </w:tc>

--- a/dist/exports/kcet-inverse-trigonometric-functions_revision_notes.docx
+++ b/dist/exports/kcet-inverse-trigonometric-functions_revision_notes.docx
@@ -189,7 +189,7 @@
                 <w:color w:val="2D3748"/>
                 <w:sz w:val="19"/>
               </w:rPr>
-              <w:t>Inverse Trigonometric Functions — Core Principles &amp; Governing Laws</w:t>
+              <w:t>Principal Value Branches, Domains &amp; Standard Identities</w:t>
             </w:r>
           </w:p>
         </w:tc>
@@ -209,7 +209,7 @@
               <w:rPr>
                 <w:sz w:val="19"/>
               </w:rPr>
-              <w:t>15 PYQs</w:t>
+              <w:t>22 PYQs</w:t>
             </w:r>
           </w:p>
         </w:tc>
@@ -230,181 +230,7 @@
                 <w:color w:val="718096"/>
                 <w:sz w:val="19"/>
               </w:rPr>
-              <w:t>Core Principle</w:t>
-            </w:r>
-          </w:p>
-        </w:tc>
-      </w:tr>
-      <w:tr>
-        <w:tc>
-          <w:tcPr>
-            <w:tcW w:type="dxa" w:w="2160"/>
-            <w:shd w:fill="FFFFFF"/>
-            <w:tcMar>
-              <w:top w:w="80" w:type="dxa"/>
-              <w:bottom w:w="80" w:type="dxa"/>
-              <w:left w:w="150" w:type="dxa"/>
-              <w:right w:w="150" w:type="dxa"/>
-            </w:tcMar>
-          </w:tcPr>
-          <w:p>
-            <w:r>
-              <w:rPr>
-                <w:b/>
-                <w:color w:val="2B6CB0"/>
-                <w:sz w:val="19"/>
-              </w:rPr>
-              <w:t>High</w:t>
-            </w:r>
-          </w:p>
-        </w:tc>
-        <w:tc>
-          <w:tcPr>
-            <w:tcW w:type="dxa" w:w="4320"/>
-            <w:shd w:fill="FFFFFF"/>
-            <w:tcMar>
-              <w:top w:w="80" w:type="dxa"/>
-              <w:bottom w:w="80" w:type="dxa"/>
-              <w:left w:w="150" w:type="dxa"/>
-              <w:right w:w="150" w:type="dxa"/>
-            </w:tcMar>
-          </w:tcPr>
-          <w:p>
-            <w:r>
-              <w:rPr>
-                <w:b/>
-                <w:color w:val="2D3748"/>
-                <w:sz w:val="19"/>
-              </w:rPr>
-              <w:t>Inverse Trigonometric Functions — Standard Calculations &amp; Problem Archetypes</w:t>
-            </w:r>
-          </w:p>
-        </w:tc>
-        <w:tc>
-          <w:tcPr>
-            <w:tcW w:type="dxa" w:w="1728"/>
-            <w:shd w:fill="FFFFFF"/>
-            <w:tcMar>
-              <w:top w:w="80" w:type="dxa"/>
-              <w:bottom w:w="80" w:type="dxa"/>
-              <w:left w:w="150" w:type="dxa"/>
-              <w:right w:w="150" w:type="dxa"/>
-            </w:tcMar>
-          </w:tcPr>
-          <w:p>
-            <w:r>
-              <w:rPr>
-                <w:sz w:val="19"/>
-              </w:rPr>
-              <w:t>8 PYQs</w:t>
-            </w:r>
-          </w:p>
-        </w:tc>
-        <w:tc>
-          <w:tcPr>
-            <w:tcW w:type="dxa" w:w="1872"/>
-            <w:shd w:fill="FFFFFF"/>
-            <w:tcMar>
-              <w:top w:w="80" w:type="dxa"/>
-              <w:bottom w:w="80" w:type="dxa"/>
-              <w:left w:w="150" w:type="dxa"/>
-              <w:right w:w="150" w:type="dxa"/>
-            </w:tcMar>
-          </w:tcPr>
-          <w:p>
-            <w:r>
-              <w:rPr>
-                <w:color w:val="718096"/>
-                <w:sz w:val="19"/>
-              </w:rPr>
-              <w:t>Quantitative Analysis</w:t>
-            </w:r>
-          </w:p>
-        </w:tc>
-      </w:tr>
-      <w:tr>
-        <w:tc>
-          <w:tcPr>
-            <w:tcW w:type="dxa" w:w="2160"/>
-            <w:shd w:fill="F7FAFC"/>
-            <w:tcMar>
-              <w:top w:w="80" w:type="dxa"/>
-              <w:bottom w:w="80" w:type="dxa"/>
-              <w:left w:w="150" w:type="dxa"/>
-              <w:right w:w="150" w:type="dxa"/>
-            </w:tcMar>
-          </w:tcPr>
-          <w:p>
-            <w:r>
-              <w:rPr>
-                <w:b/>
-                <w:color w:val="718096"/>
-                <w:sz w:val="19"/>
-              </w:rPr>
-              <w:t>Standard</w:t>
-            </w:r>
-          </w:p>
-        </w:tc>
-        <w:tc>
-          <w:tcPr>
-            <w:tcW w:type="dxa" w:w="4320"/>
-            <w:shd w:fill="F7FAFC"/>
-            <w:tcMar>
-              <w:top w:w="80" w:type="dxa"/>
-              <w:bottom w:w="80" w:type="dxa"/>
-              <w:left w:w="150" w:type="dxa"/>
-              <w:right w:w="150" w:type="dxa"/>
-            </w:tcMar>
-          </w:tcPr>
-          <w:p>
-            <w:r>
-              <w:rPr>
-                <w:b/>
-                <w:color w:val="2D3748"/>
-                <w:sz w:val="19"/>
-              </w:rPr>
-              <w:t>Inverse Trigonometric Functions — Applied Cases, Reactions &amp; Traps</w:t>
-            </w:r>
-          </w:p>
-        </w:tc>
-        <w:tc>
-          <w:tcPr>
-            <w:tcW w:type="dxa" w:w="1728"/>
-            <w:shd w:fill="F7FAFC"/>
-            <w:tcMar>
-              <w:top w:w="80" w:type="dxa"/>
-              <w:bottom w:w="80" w:type="dxa"/>
-              <w:left w:w="150" w:type="dxa"/>
-              <w:right w:w="150" w:type="dxa"/>
-            </w:tcMar>
-          </w:tcPr>
-          <w:p>
-            <w:r>
-              <w:rPr>
-                <w:sz w:val="19"/>
-              </w:rPr>
-              <w:t>0 PYQs</w:t>
-            </w:r>
-          </w:p>
-        </w:tc>
-        <w:tc>
-          <w:tcPr>
-            <w:tcW w:type="dxa" w:w="1872"/>
-            <w:shd w:fill="F7FAFC"/>
-            <w:tcMar>
-              <w:top w:w="80" w:type="dxa"/>
-              <w:bottom w:w="80" w:type="dxa"/>
-              <w:left w:w="150" w:type="dxa"/>
-              <w:right w:w="150" w:type="dxa"/>
-            </w:tcMar>
-          </w:tcPr>
-          <w:p>
-            <w:r>
-              <w:rPr>
-                <w:color w:val="718096"/>
-                <w:sz w:val="19"/>
-              </w:rPr>
-              <w:t>Applied Topics</w:t>
+              <w:t>Inverse Trigonometry</w:t>
             </w:r>
           </w:p>
         </w:tc>
@@ -504,7 +330,7 @@
                 <w:color w:val="1A365D"/>
                 <w:sz w:val="19"/>
               </w:rPr>
-              <w:t>Inverse Trigonometric Functions — Core Principles &amp; Governing Laws</w:t>
+              <w:t>Principal Value Branches, Domains &amp; Standard Identities</w:t>
             </w:r>
           </w:p>
         </w:tc>
@@ -526,53 +352,7 @@
                 <w:color w:val="2D3748"/>
                 <w:sz w:val="19"/>
               </w:rPr>
-              <w:t>f(x)=cos^{-1}\sqrt{x-1}, \quad f^{'}(\sqrt{3}), \quad sec^{-1}x</w:t>
-            </w:r>
-          </w:p>
-        </w:tc>
-      </w:tr>
-      <w:tr>
-        <w:tc>
-          <w:tcPr>
-            <w:tcW w:type="dxa" w:w="3600"/>
-            <w:shd w:fill="FFFFFF"/>
-            <w:tcMar>
-              <w:top w:w="100" w:type="dxa"/>
-              <w:bottom w:w="100" w:type="dxa"/>
-              <w:left w:w="150" w:type="dxa"/>
-              <w:right w:w="150" w:type="dxa"/>
-            </w:tcMar>
-          </w:tcPr>
-          <w:p>
-            <w:r>
-              <w:rPr>
-                <w:b/>
-                <w:color w:val="1A365D"/>
-                <w:sz w:val="19"/>
-              </w:rPr>
-              <w:t>Inverse Trigonometric Functions — Standard Calculations &amp; Problem Archetypes</w:t>
-            </w:r>
-          </w:p>
-        </w:tc>
-        <w:tc>
-          <w:tcPr>
-            <w:tcW w:type="dxa" w:w="6480"/>
-            <w:shd w:fill="FFFFFF"/>
-            <w:tcMar>
-              <w:top w:w="100" w:type="dxa"/>
-              <w:bottom w:w="100" w:type="dxa"/>
-              <w:left w:w="150" w:type="dxa"/>
-              <w:right w:w="150" w:type="dxa"/>
-            </w:tcMar>
-          </w:tcPr>
-          <w:p>
-            <w:r>
-              <w:rPr>
-                <w:rFonts w:ascii="Cambria Math" w:hAnsi="Cambria Math"/>
-                <w:color w:val="2D3748"/>
-                <w:sz w:val="19"/>
-              </w:rPr>
-              <w:t>sin^{-1}x, \quad cos(sin^{-1}\frac{\pi}{3}+cos^{-1}\frac{\pi}{3}), \quad cot^{-1}[\frac{\sqrt{1-sinx}+\sqrt{1+sinx}}{\sqrt{1-sinx}-\sqrt{1+sinx}}]</w:t>
+              <w:t>\\sin^{-1}x + \\cos^{-1}x = \frac{\pi}{2}, \quad \\cos^{-1}(-x) = \pi - \\cos^{-1}x, \quad \tan^{-1}x + \tan^{-1}y = \tan^{-1}\frac{x+y}{1-xy}</w:t>
             </w:r>
           </w:p>
         </w:tc>
@@ -604,7 +384,7 @@
           <w:color w:val="2B6CB0"/>
           <w:sz w:val="24"/>
         </w:rPr>
-        <w:t>3.1 Inverse Trigonometric Functions — Core Principles &amp; Governing Laws (Very High Yield — 15 PYQs)</w:t>
+        <w:t>3.1 Principal Value Branches, Domains &amp; Standard Identities (Very High Yield — 22 PYQs)</w:t>
       </w:r>
     </w:p>
     <w:p>
@@ -619,7 +399,7 @@
         <w:rPr>
           <w:sz w:val="20"/>
         </w:rPr>
-        <w:t>Fundamental definitions, core postulates, and governing physical/chemical relations in Inverse Trigonometric Functions.</w:t>
+        <w:t>Principal value branches: sin^-1x ∈ [-π/2, π/2]; cos^-1x ∈ [0, π]; tan^-1x ∈ (-π/2, π/2). Negative arguments: sin^-1(-x) = -sin^-1x, cos^-1(-x) = π - cos^-1x, tan^-1(-x) = -tan^-1x. Fundamental co-function identities: sin^-1x + cos^-1x = π/2, tan^-1x + \cot^-1x = π/2, \sec^-1x + cosec^-1x = π/2.</w:t>
       </w:r>
     </w:p>
     <w:tbl>
@@ -657,7 +437,7 @@
                 <w:color w:val="2D3748"/>
                 <w:sz w:val="19"/>
               </w:rPr>
-              <w:t>Carefully verify units, standard reference states, and sign conventions in Inverse Trigonometric Functions.</w:t>
+              <w:t>cos^-1(-1/2) = π - π/3 = 2π/3, NOT -π/3!</w:t>
             </w:r>
           </w:p>
         </w:tc>
@@ -698,7 +478,7 @@
                 <w:color w:val="2D3748"/>
                 <w:sz w:val="19"/>
               </w:rPr>
-              <w:t>Focus on high-yield formulas and standard limiting approximations tested in Inverse Trigonometric Functions PYQs.</w:t>
+              <w:t>If tan^-1x + tan^-1y + tan^-1z = π, then x + y + z = xyz.</w:t>
             </w:r>
           </w:p>
         </w:tc>
@@ -796,395 +576,6 @@
           <w:sz w:val="18"/>
         </w:rPr>
         <w:t>[Ans: N/A]</w:t>
-      </w:r>
-    </w:p>
-    <w:p>
-      <w:pPr>
-        <w:spacing w:after="120"/>
-      </w:pPr>
-    </w:p>
-    <w:p>
-      <w:pPr>
-        <w:pStyle w:val="Heading2"/>
-      </w:pPr>
-      <w:r>
-        <w:rPr>
-          <w:color w:val="2B6CB0"/>
-          <w:sz w:val="24"/>
-        </w:rPr>
-        <w:t>3.2 Inverse Trigonometric Functions — Standard Calculations &amp; Problem Archetypes (High Yield — 8 PYQs)</w:t>
-      </w:r>
-    </w:p>
-    <w:p>
-      <w:r>
-        <w:rPr>
-          <w:b/>
-          <w:sz w:val="20"/>
-        </w:rPr>
-        <w:t xml:space="preserve">Core Principle: </w:t>
-      </w:r>
-      <w:r>
-        <w:rPr>
-          <w:sz w:val="20"/>
-        </w:rPr>
-        <w:t>Quantitative numerical problem-solving techniques and standard question patterns frequently seen in Inverse Trigonometric Functions.</w:t>
-      </w:r>
-    </w:p>
-    <w:tbl>
-      <w:tblPr>
-        <w:tblW w:type="auto" w:w="0"/>
-        <w:jc w:val="center"/>
-        <w:tblLook w:firstColumn="1" w:firstRow="1" w:lastColumn="0" w:lastRow="0" w:noHBand="0" w:noVBand="1" w:val="04A0"/>
-      </w:tblPr>
-      <w:tblGrid>
-        <w:gridCol w:w="10080"/>
-      </w:tblGrid>
-      <w:tr>
-        <w:tc>
-          <w:tcPr>
-            <w:tcW w:type="dxa" w:w="10080"/>
-            <w:shd w:fill="FFF5F5"/>
-            <w:tcMar>
-              <w:top w:w="100" w:type="dxa"/>
-              <w:bottom w:w="100" w:type="dxa"/>
-              <w:left w:w="150" w:type="dxa"/>
-              <w:right w:w="150" w:type="dxa"/>
-            </w:tcMar>
-          </w:tcPr>
-          <w:p>
-            <w:r>
-              <w:rPr>
-                <w:b/>
-                <w:color w:val="C53030"/>
-                <w:sz w:val="19"/>
-              </w:rPr>
-              <w:t xml:space="preserve">⚠️ Common Trap / JEE Pitfall: </w:t>
-            </w:r>
-            <w:r>
-              <w:rPr>
-                <w:color w:val="2D3748"/>
-                <w:sz w:val="19"/>
-              </w:rPr>
-              <w:t>Watch for algebraic rounding, stoichiometric balancing, and boundary condition checks.</w:t>
-            </w:r>
-          </w:p>
-        </w:tc>
-      </w:tr>
-    </w:tbl>
-    <w:tbl>
-      <w:tblPr>
-        <w:tblW w:type="auto" w:w="0"/>
-        <w:jc w:val="center"/>
-        <w:tblLook w:firstColumn="1" w:firstRow="1" w:lastColumn="0" w:lastRow="0" w:noHBand="0" w:noVBand="1" w:val="04A0"/>
-      </w:tblPr>
-      <w:tblGrid>
-        <w:gridCol w:w="10080"/>
-      </w:tblGrid>
-      <w:tr>
-        <w:tc>
-          <w:tcPr>
-            <w:tcW w:type="dxa" w:w="10080"/>
-            <w:shd w:fill="F0FFF4"/>
-            <w:tcMar>
-              <w:top w:w="100" w:type="dxa"/>
-              <w:bottom w:w="100" w:type="dxa"/>
-              <w:left w:w="150" w:type="dxa"/>
-              <w:right w:w="150" w:type="dxa"/>
-            </w:tcMar>
-          </w:tcPr>
-          <w:p>
-            <w:r>
-              <w:rPr>
-                <w:b/>
-                <w:color w:val="276749"/>
-                <w:sz w:val="19"/>
-              </w:rPr>
-              <w:t xml:space="preserve">💡 Speed Hack / Trick: </w:t>
-            </w:r>
-            <w:r>
-              <w:rPr>
-                <w:color w:val="2D3748"/>
-                <w:sz w:val="19"/>
-              </w:rPr>
-              <w:t>Dimensional consistency checks and ratio comparisons can quickly eliminate incorrect options.</w:t>
-            </w:r>
-          </w:p>
-        </w:tc>
-      </w:tr>
-    </w:tbl>
-    <w:p>
-      <w:pPr>
-        <w:spacing w:before="120" w:after="40"/>
-      </w:pPr>
-      <w:r>
-        <w:rPr>
-          <w:b/>
-          <w:color w:val="1A365D"/>
-          <w:sz w:val="19"/>
-        </w:rPr>
-        <w:t>Source PYQs testing this concept:</w:t>
-      </w:r>
-    </w:p>
-    <w:p>
-      <w:pPr>
-        <w:pStyle w:val="ListBullet"/>
-        <w:spacing w:after="40"/>
-      </w:pPr>
-      <w:r>
-        <w:rPr>
-          <w:b/>
-          <w:sz w:val="18"/>
-        </w:rPr>
-        <w:t xml:space="preserve">[2025 Shift] Q#4 (MCQ): </w:t>
-      </w:r>
-      <w:r>
-        <w:rPr>
-          <w:sz w:val="18"/>
-        </w:rPr>
-        <w:t xml:space="preserve">"2cos^-1x=sin^-1(2x√(1-x^2)) is valid for all values of ' x ' satisfying..."  </w:t>
-      </w:r>
-      <w:r>
-        <w:rPr>
-          <w:b/>
-          <w:color w:val="2B6CB0"/>
-          <w:sz w:val="18"/>
-        </w:rPr>
-        <w:t>[Ans: N/A]</w:t>
-      </w:r>
-    </w:p>
-    <w:p>
-      <w:pPr>
-        <w:pStyle w:val="ListBullet"/>
-        <w:spacing w:after="40"/>
-      </w:pPr>
-      <w:r>
-        <w:rPr>
-          <w:b/>
-          <w:sz w:val="18"/>
-        </w:rPr>
-        <w:t xml:space="preserve">[2024 Shift] Q#2 (MCQ): </w:t>
-      </w:r>
-      <w:r>
-        <w:rPr>
-          <w:sz w:val="18"/>
-        </w:rPr>
-        <w:t xml:space="preserve">"If cos^-1x+cos^-1y+cos^-1z=3π , then x(y+z)+y(z+x)+z(x+y) equals to..."  </w:t>
-      </w:r>
-      <w:r>
-        <w:rPr>
-          <w:b/>
-          <w:color w:val="2B6CB0"/>
-          <w:sz w:val="18"/>
-        </w:rPr>
-        <w:t>[Ans: N/A]</w:t>
-      </w:r>
-    </w:p>
-    <w:p>
-      <w:pPr>
-        <w:pStyle w:val="ListBullet"/>
-        <w:spacing w:after="40"/>
-      </w:pPr>
-      <w:r>
-        <w:rPr>
-          <w:b/>
-          <w:sz w:val="18"/>
-        </w:rPr>
-        <w:t xml:space="preserve">[2023 Shift] Q#1 (MCQ): </w:t>
-      </w:r>
-      <w:r>
-        <w:rPr>
-          <w:sz w:val="18"/>
-        </w:rPr>
-        <w:t xml:space="preserve">"The value of cot^-1[\frac√(1-sinx)+√(1+sinx)√(1-sinx)-√(1+sinx)] , where x ∈ (0,(π / 4)) is..."  </w:t>
-      </w:r>
-      <w:r>
-        <w:rPr>
-          <w:b/>
-          <w:color w:val="2B6CB0"/>
-          <w:sz w:val="18"/>
-        </w:rPr>
-        <w:t>[Ans: N/A]</w:t>
-      </w:r>
-    </w:p>
-    <w:p>
-      <w:pPr>
-        <w:spacing w:after="120"/>
-      </w:pPr>
-    </w:p>
-    <w:p>
-      <w:pPr>
-        <w:pStyle w:val="Heading2"/>
-      </w:pPr>
-      <w:r>
-        <w:rPr>
-          <w:color w:val="2B6CB0"/>
-          <w:sz w:val="24"/>
-        </w:rPr>
-        <w:t>3.3 Inverse Trigonometric Functions — Applied Cases, Reactions &amp; Traps (Standard Yield — 0 PYQs)</w:t>
-      </w:r>
-    </w:p>
-    <w:p>
-      <w:r>
-        <w:rPr>
-          <w:b/>
-          <w:sz w:val="20"/>
-        </w:rPr>
-        <w:t xml:space="preserve">Core Principle: </w:t>
-      </w:r>
-      <w:r>
-        <w:rPr>
-          <w:sz w:val="20"/>
-        </w:rPr>
-        <w:t>Special cases, experimental observations, and conceptual traps designed to test deep understanding of Inverse Trigonometric Functions.</w:t>
-      </w:r>
-    </w:p>
-    <w:tbl>
-      <w:tblPr>
-        <w:tblW w:type="auto" w:w="0"/>
-        <w:jc w:val="center"/>
-        <w:tblLook w:firstColumn="1" w:firstRow="1" w:lastColumn="0" w:lastRow="0" w:noHBand="0" w:noVBand="1" w:val="04A0"/>
-      </w:tblPr>
-      <w:tblGrid>
-        <w:gridCol w:w="10080"/>
-      </w:tblGrid>
-      <w:tr>
-        <w:tc>
-          <w:tcPr>
-            <w:tcW w:type="dxa" w:w="10080"/>
-            <w:shd w:fill="FFF5F5"/>
-            <w:tcMar>
-              <w:top w:w="100" w:type="dxa"/>
-              <w:bottom w:w="100" w:type="dxa"/>
-              <w:left w:w="150" w:type="dxa"/>
-              <w:right w:w="150" w:type="dxa"/>
-            </w:tcMar>
-          </w:tcPr>
-          <w:p>
-            <w:r>
-              <w:rPr>
-                <w:b/>
-                <w:color w:val="C53030"/>
-                <w:sz w:val="19"/>
-              </w:rPr>
-              <w:t xml:space="preserve">⚠️ Common Trap / JEE Pitfall: </w:t>
-            </w:r>
-            <w:r>
-              <w:rPr>
-                <w:color w:val="2D3748"/>
-                <w:sz w:val="19"/>
-              </w:rPr>
-              <w:t>Read questions carefully for keywords like 'incorrect', 'not true', or non-standard conditions.</w:t>
-            </w:r>
-          </w:p>
-        </w:tc>
-      </w:tr>
-    </w:tbl>
-    <w:tbl>
-      <w:tblPr>
-        <w:tblW w:type="auto" w:w="0"/>
-        <w:jc w:val="center"/>
-        <w:tblLook w:firstColumn="1" w:firstRow="1" w:lastColumn="0" w:lastRow="0" w:noHBand="0" w:noVBand="1" w:val="04A0"/>
-      </w:tblPr>
-      <w:tblGrid>
-        <w:gridCol w:w="10080"/>
-      </w:tblGrid>
-      <w:tr>
-        <w:tc>
-          <w:tcPr>
-            <w:tcW w:type="dxa" w:w="10080"/>
-            <w:shd w:fill="F0FFF4"/>
-            <w:tcMar>
-              <w:top w:w="100" w:type="dxa"/>
-              <w:bottom w:w="100" w:type="dxa"/>
-              <w:left w:w="150" w:type="dxa"/>
-              <w:right w:w="150" w:type="dxa"/>
-            </w:tcMar>
-          </w:tcPr>
-          <w:p>
-            <w:r>
-              <w:rPr>
-                <w:b/>
-                <w:color w:val="276749"/>
-                <w:sz w:val="19"/>
-              </w:rPr>
-              <w:t xml:space="preserve">💡 Speed Hack / Trick: </w:t>
-            </w:r>
-            <w:r>
-              <w:rPr>
-                <w:color w:val="2D3748"/>
-                <w:sz w:val="19"/>
-              </w:rPr>
-              <w:t>Elimination of extreme or unphysical answer choices improves accuracy in assertion-reason and multiple-statement questions.</w:t>
-            </w:r>
-          </w:p>
-        </w:tc>
-      </w:tr>
-    </w:tbl>
-    <w:p>
-      <w:pPr>
-        <w:spacing w:before="120" w:after="40"/>
-      </w:pPr>
-      <w:r>
-        <w:rPr>
-          <w:b/>
-          <w:color w:val="1A365D"/>
-          <w:sz w:val="19"/>
-        </w:rPr>
-        <w:t>Source PYQs testing this concept:</w:t>
-      </w:r>
-    </w:p>
-    <w:p>
-      <w:pPr>
-        <w:pStyle w:val="ListBullet"/>
-        <w:spacing w:after="40"/>
-      </w:pPr>
-      <w:r>
-        <w:rPr>
-          <w:b/>
-          <w:sz w:val="18"/>
-        </w:rPr>
-        <w:t xml:space="preserve">[2026 Shift] Q#1 (MCQ): </w:t>
-      </w:r>
-      <w:r>
-        <w:rPr>
-          <w:sz w:val="18"/>
-        </w:rPr>
-        <w:t xml:space="preserve">"tan^-1((1 / 1+1 · 2))+tan^-1((1 / 1+2 · 3))+...+tan^-1((1 / 1+n(n+1)))=..."  </w:t>
-      </w:r>
-      <w:r>
-        <w:rPr>
-          <w:b/>
-          <w:color w:val="2B6CB0"/>
-          <w:sz w:val="18"/>
-        </w:rPr>
-        <w:t>[Ans: A]</w:t>
-      </w:r>
-    </w:p>
-    <w:p>
-      <w:pPr>
-        <w:pStyle w:val="ListBullet"/>
-        <w:spacing w:after="40"/>
-      </w:pPr>
-      <w:r>
-        <w:rPr>
-          <w:b/>
-          <w:sz w:val="18"/>
-        </w:rPr>
-        <w:t xml:space="preserve">[2026 Shift] Q#2 (MCQ): </w:t>
-      </w:r>
-      <w:r>
-        <w:rPr>
-          <w:sz w:val="18"/>
-        </w:rPr>
-        <w:t xml:space="preserve">"If sin^-1x+sin^-1y=(π / 2) , then x^2 is equal to..."  </w:t>
-      </w:r>
-      <w:r>
-        <w:rPr>
-          <w:b/>
-          <w:color w:val="2B6CB0"/>
-          <w:sz w:val="18"/>
-        </w:rPr>
-        <w:t>[Ans: A]</w:t>
       </w:r>
     </w:p>
     <w:p>
@@ -1317,127 +708,6 @@
               <w:t>Solution Analysis:</w:t>
               <w:br/>
               <w:t>Given sum is tan^-1((1 / 1+1 · 2))+tan^-1((1 / 1+2 · 3))+· s+tan^-1((1 / 1+n(n+1))) The general term is tan^-1((1 / 1+k(k+1))) Using the identity tan^-1x-tan^-1y=tan^-1((x-y / 1+xy)) take x=k+1 and y=k . Then, tan^-1(k+1)-tan^-1k=tan^-1(((k+1)-k / 1+k(k+1))) =tan^-1((1 / 1+k(k+1))) So each term can be written as tan^-1((1 / 1+k(k+1)))=tan^-1(k+1)-tan^-1k Now the sum becomes [tan^-12-tan^-11]+[tan^-13-tan^-12]+· s+[tan^-1(n+1)-tan^-1n] All middle terms cancel, leaving tan^-1(n+1)-tan^-11 Again using the same identity, tan^-1(n+1)-tan^-11=tan^-1(((n+1)-1 / 1+(n+1) · 1)) =tan^-1((n / n+2)) So the value is tan^-1((n / n+2)) Correct option: A</w:t>
-            </w:r>
-          </w:p>
-        </w:tc>
-      </w:tr>
-    </w:tbl>
-    <w:p>
-      <w:pPr>
-        <w:spacing w:after="120"/>
-      </w:pPr>
-    </w:p>
-    <w:p>
-      <w:pPr>
-        <w:spacing w:before="160" w:after="40"/>
-      </w:pPr>
-      <w:r>
-        <w:rPr>
-          <w:b/>
-          <w:color w:val="1A365D"/>
-          <w:sz w:val="22"/>
-        </w:rPr>
-        <w:t>Benchmark Problem 2: KCET 2025 (Q#4)</w:t>
-      </w:r>
-    </w:p>
-    <w:p>
-      <w:pPr>
-        <w:spacing w:after="80"/>
-      </w:pPr>
-      <w:r>
-        <w:rPr>
-          <w:sz w:val="20"/>
-        </w:rPr>
-        <w:t>2cos^-1x=sin^-1(2x√(1-x^2)) is valid for all values of ' x ' satisfying</w:t>
-      </w:r>
-    </w:p>
-    <w:p>
-      <w:pPr>
-        <w:pStyle w:val="ListBullet"/>
-        <w:spacing w:after="20"/>
-      </w:pPr>
-      <w:r>
-        <w:rPr>
-          <w:sz w:val="19"/>
-        </w:rPr>
-        <w:t>(A) 0 ≤ x ≤ \frac1√(2)</w:t>
-      </w:r>
-    </w:p>
-    <w:p>
-      <w:pPr>
-        <w:pStyle w:val="ListBullet"/>
-        <w:spacing w:after="20"/>
-      </w:pPr>
-      <w:r>
-        <w:rPr>
-          <w:sz w:val="19"/>
-        </w:rPr>
-        <w:t>(B) -1 ≤ x ≤ 1</w:t>
-      </w:r>
-    </w:p>
-    <w:p>
-      <w:pPr>
-        <w:pStyle w:val="ListBullet"/>
-        <w:spacing w:after="20"/>
-      </w:pPr>
-      <w:r>
-        <w:rPr>
-          <w:sz w:val="19"/>
-        </w:rPr>
-        <w:t>(C) 0 ≤ x ≤ 1</w:t>
-      </w:r>
-    </w:p>
-    <w:p>
-      <w:pPr>
-        <w:pStyle w:val="ListBullet"/>
-        <w:spacing w:after="20"/>
-      </w:pPr>
-      <w:r>
-        <w:rPr>
-          <w:sz w:val="19"/>
-        </w:rPr>
-        <w:t>(D) \frac1√(2) ≤ x ≤ 1</w:t>
-      </w:r>
-    </w:p>
-    <w:tbl>
-      <w:tblPr>
-        <w:tblW w:type="auto" w:w="0"/>
-        <w:jc w:val="center"/>
-        <w:tblLook w:firstColumn="1" w:firstRow="1" w:lastColumn="0" w:lastRow="0" w:noHBand="0" w:noVBand="1" w:val="04A0"/>
-      </w:tblPr>
-      <w:tblGrid>
-        <w:gridCol w:w="10080"/>
-      </w:tblGrid>
-      <w:tr>
-        <w:tc>
-          <w:tcPr>
-            <w:tcW w:type="dxa" w:w="10080"/>
-            <w:shd w:fill="F7FAFC"/>
-            <w:tcMar>
-              <w:top w:w="100" w:type="dxa"/>
-              <w:bottom w:w="100" w:type="dxa"/>
-              <w:left w:w="150" w:type="dxa"/>
-              <w:right w:w="150" w:type="dxa"/>
-            </w:tcMar>
-          </w:tcPr>
-          <w:p>
-            <w:r>
-              <w:rPr>
-                <w:b/>
-                <w:color w:val="1A365D"/>
-                <w:sz w:val="19"/>
-              </w:rPr>
-              <w:t>Correct Answer: None</w:t>
-              <w:br/>
-            </w:r>
-            <w:r>
-              <w:rPr>
-                <w:color w:val="2D3748"/>
-                <w:sz w:val="18"/>
-              </w:rPr>
-              <w:t>Solution Analysis:</w:t>
-              <w:br/>
-              <w:t>To determine the values of 'x' that satisfy the equation 2cos^-1x=sin^-1(2x√(1-x^2)) , let's analyze the components: Let x=cosθ . This implies θ=cos^-1x . The equation can be expressed as sin^-1(2cosθ sinθ) , which simplifies to sin^-1(sin2θ) . Hence, 2θ=sin^-1(sin2θ) . For sin^-1(sin2θ) to equal 2cos^-1x , i.e., 2θ , 2θ must lie within the range [0,π] . Given: θ=cos^-1x , the valid range for θ is [0,π/4] . Therefore, cos^-1x ∈ [0,π/4] . This implies: x lies within [\frac1√(2),1] because cos(π/4)=\frac1√(2) . Thus, the equation is satisfied for values of x in the interval [\frac1√(2),1] .</w:t>
             </w:r>
           </w:p>
         </w:tc>
